--- a/Результаты/методичка_нейтрали.docx
+++ b/Результаты/методичка_нейтрали.docx
@@ -210,10 +210,4293 @@
     </w:p>
     <w:p>
       <w:pPr>
+        <w:pStyle w:val="Heading1"/>
+      </w:pPr>
+      <w:r>
+        <w:t>ВВЕДЕНИЕ</w:t>
+      </w:r>
+    </w:p>
+    <w:p>
+      <w:pPr/>
+      <w:r>
+        <w:t>Учебное пособие посвящено одному из ключевых вопросов проектирования и эксплуатации систем электроснабжения — выбору и анализу режимов работы нейтрали электрических сетей. Режим заземления нейтрали определяет уровни перенапряжений при однофазных замыканиях на землю, требования к изоляции оборудования, принципы построения релейной защиты, условия электробезопасности персонала и бесперебойность электроснабжения потребителей. Цель пособия — сформировать у обучающихся системное понимание физических процессов, математического аппарата (метода симметричных составляющих), расчётных методик и инженерной практики применения изолированной, компенсированной, резистивной, эффективно- и глухозаземлённой нейтрали. Материал структурирован по пяти модулям и семнадцати лекциям: от теоретических основ и физики однофазного замыкания на землю до релейной защиты, электробезопасности и технико-экономического выбора режима нейтрали. Каждая лекция содержит расчётные формулы, пошаговые алгоритмы работы оборудования и автоматики, описание векторных диаграмм и схем замещения, ссылки на нормы ПУЭ и ПТЭ, а также контрольные вопросы для самопроверки. Пособие предназначено для студентов электроэнергетических направлений подготовки.</w:t>
+      </w:r>
+    </w:p>
+    <w:p>
+      <w:pPr>
         <w:pStyle w:val="Heading2"/>
       </w:pPr>
       <w:r>
+        <w:t>Модуль I. Теоретические основы и общая характеристика</w:t>
+      </w:r>
+    </w:p>
+    <w:p>
+      <w:pPr>
+        <w:pStyle w:val="Heading3"/>
+      </w:pPr>
+      <w:r>
+        <w:t>Лекция 1. Введение в дисциплину. Классификация электрических сетей по режиму работы нейтрали и области их применения</w:t>
+      </w:r>
+    </w:p>
+    <w:p>
+      <w:pPr>
+        <w:pStyle w:val="Heading3"/>
+      </w:pPr>
+      <w:r>
+        <w:t>1. Определение нейтрали и её влияние на параметры сети</w:t>
+      </w:r>
+    </w:p>
+    <w:p>
+      <w:pPr/>
+      <w:r>
+        <w:t>Нейтраль электрической сети — это общая точка фазных обмоток генераторов и силовых трансформаторов, соединённых по схеме «звезда». Режим работы нейтрали (способ её заземления) является фундаментальной характеристикой системы электроснабжения и определяет: величину токов и уровни перенапряжений на неповреждённых фазах при ОЗЗ; требования к электрической прочности изоляции; схемотехнику и принципы действия релейной защиты; допустимое сопротивление заземляющих контуров; условия электробезопасности персонала; бесперебойность электроснабжения потребителей разных категорий надёжности.</w:t>
+      </w:r>
+    </w:p>
+    <w:p>
+      <w:pPr>
+        <w:pStyle w:val="Heading3"/>
+      </w:pPr>
+      <w:r>
+        <w:t>2. Математический аппарат и базовые соотношения</w:t>
+      </w:r>
+    </w:p>
+    <w:p>
+      <w:pPr>
+        <w:spacing w:before="120" w:after="120"/>
+        <w:jc w:val="center"/>
+      </w:pPr>
+      <m:oMath xmlns:mml="http://www.w3.org/1998/Math/MathML">
+        <m:sSub>
+          <m:e>
+            <m:r>
+              <m:t>Z</m:t>
+            </m:r>
+          </m:e>
+          <m:sub>
+            <m:r>
+              <m:t>N</m:t>
+            </m:r>
+          </m:sub>
+        </m:sSub>
+        <m:r>
+          <m:t>=</m:t>
+        </m:r>
+        <m:f>
+          <m:fPr>
+            <m:type m:val="bar"/>
+          </m:fPr>
+          <m:num>
+            <m:sSub>
+              <m:e>
+                <m:r>
+                  <m:t>U</m:t>
+                </m:r>
+              </m:e>
+              <m:sub>
+                <m:r>
+                  <m:t>N</m:t>
+                </m:r>
+              </m:sub>
+            </m:sSub>
+          </m:num>
+          <m:den>
+            <m:sSub>
+              <m:e>
+                <m:r>
+                  <m:t>I</m:t>
+                </m:r>
+              </m:e>
+              <m:sub>
+                <m:r>
+                  <m:t>N</m:t>
+                </m:r>
+              </m:sub>
+            </m:sSub>
+          </m:den>
+        </m:f>
+        <m:r>
+          <m:t>,</m:t>
+        </m:r>
+        <m:sSub>
+          <m:e>
+            <m:r>
+              <m:t>U</m:t>
+            </m:r>
+          </m:e>
+          <m:sub>
+            <m:r>
+              <m:t>At</m:t>
+            </m:r>
+          </m:sub>
+        </m:sSub>
+        <m:r>
+          <m:t>=</m:t>
+        </m:r>
+        <m:sSub>
+          <m:e>
+            <m:r>
+              <m:t>U</m:t>
+            </m:r>
+          </m:e>
+          <m:sub>
+            <m:r>
+              <m:t>A</m:t>
+            </m:r>
+          </m:sub>
+        </m:sSub>
+        <m:r>
+          <m:t>+</m:t>
+        </m:r>
+        <m:sSub>
+          <m:e>
+            <m:r>
+              <m:t>U</m:t>
+            </m:r>
+          </m:e>
+          <m:sub>
+            <m:r>
+              <m:t>N</m:t>
+            </m:r>
+          </m:sub>
+        </m:sSub>
+        <m:r>
+          <m:t>,</m:t>
+        </m:r>
+        <m:sSub>
+          <m:e>
+            <m:r>
+              <m:t>K</m:t>
+            </m:r>
+          </m:e>
+          <m:sub>
+            <m:r>
+              <m:t>з</m:t>
+            </m:r>
+          </m:sub>
+        </m:sSub>
+        <m:r>
+          <m:t>=</m:t>
+        </m:r>
+        <m:f>
+          <m:fPr>
+            <m:type m:val="bar"/>
+          </m:fPr>
+          <m:num>
+            <m:sSub>
+              <m:e>
+                <m:r>
+                  <m:t>U</m:t>
+                </m:r>
+              </m:e>
+              <m:sub>
+                <m:r>
+                  <m:t>неповр.ОКЗЗ</m:t>
+                </m:r>
+              </m:sub>
+            </m:sSub>
+          </m:num>
+          <m:den>
+            <m:sSub>
+              <m:e>
+                <m:r>
+                  <m:t>U</m:t>
+                </m:r>
+              </m:e>
+              <m:sub>
+                <m:r>
+                  <m:t>ф.норм</m:t>
+                </m:r>
+              </m:sub>
+            </m:sSub>
+          </m:den>
+        </m:f>
+        <m:r>
+          <m:t>≤1,4</m:t>
+        </m:r>
+      </m:oMath>
+      <w:r>
+        <w:rPr>
+          <w:rFonts w:ascii="Times New Roman" w:hAnsi="Times New Roman"/>
+          <w:sz w:val="28"/>
+        </w:rPr>
+        <w:tab/>
+        <w:t>(1)</w:t>
+      </w:r>
+    </w:p>
+    <w:p>
+      <w:pPr/>
+      <w:r>
+        <w:t>где Z_N — комплексное сопротивление заземления нейтрали, Ом; U_N — напряжение смещения нейтрали, В; I_N — ток через нейтраль в землю, А; U_At — напряжение фазы А относительно земли при замыкании, В; U_A — фазное напряжение источника, В; K_з — коэффициент замыкания на землю, о.е.</w:t>
+      </w:r>
+    </w:p>
+    <w:p>
+      <w:pPr>
+        <w:pStyle w:val="Heading3"/>
+      </w:pPr>
+      <w:r>
+        <w:t>3. Классификация сетей по току замыкания</w:t>
+      </w:r>
+    </w:p>
+    <w:p>
+      <w:pPr/>
+      <w:r>
+        <w:t>Сети с малыми токами замыкания на землю (I_з &lt; 500 А) — распределительные сети 3–35 кВ; применяются изолированная, компенсированная или резистивно-заземлённая нейтраль. Сети с большими токами замыкания (I_з &gt; 500 А) — сети до 1000 В и магистральные сети 110 кВ и выше; применяются эффективно- и глухозаземлённые нейтрали.</w:t>
+      </w:r>
+    </w:p>
+    <w:p>
+      <w:pPr>
+        <w:pStyle w:val="Heading3"/>
+      </w:pPr>
+      <w:r>
+        <w:t>4. Характеристика режимов заземления нейтрали</w:t>
+      </w:r>
+    </w:p>
+    <w:p>
+      <w:pPr/>
+      <w:r>
+        <w:t>Изолированная нейтраль (Z_N = ∞): нет гальванической связи с землёй (или через ТН контроля изоляции). При ОЗЗ напряжения здоровых фаз растут в √3 раз, потенциал нейтрали смещается на −E_A. Допускает работу с ОЗЗ до 2 ч, но опасна дуговыми перенапряжениями до 3,5 U_ф. Применение — сети 6–35 кВ.</w:t>
+      </w:r>
+    </w:p>
+    <w:p>
+      <w:pPr/>
+      <w:r>
+        <w:t>Компенсированная нейтраль (Z_N = jX_L): заземление через дугогасящий реактор; индуктивный ток компенсирует ёмкостный. По ПУЭ применяется при ёмкостном токе более 30 А (3–6 кВ), 20 А (10 кВ), 10 А (35 кВ). Остаточный ток 5–10 А, дуга самогасится.</w:t>
+      </w:r>
+    </w:p>
+    <w:p>
+      <w:pPr/>
+      <w:r>
+        <w:t>Резистивно-заземлённая нейтраль (Z_N = R_N): высокоомное (I_з ≤ 10 А, работа продолжается) и низкоомное (I_з = 20…2000 А, мгновенное отключение). Приоритетный режим (стандарты Россети/Газпром) для кабельных городских и промышленных сетей 6–35 кВ; снижает перенапряжения до 2,2–2,4 U_ф и подавляет феррорезонанс.</w:t>
+      </w:r>
+    </w:p>
+    <w:p>
+      <w:pPr/>
+      <w:r>
+        <w:t>Эффективно заземлённая нейтраль (для части узлов): сети 110–220 кВ; заземляется часть нейтралей так, чтобы K_з ≤ 1,4 и I⁽¹⁾ ≤ I⁽³⁾. Изоляция рассчитана на 0,8 U_л — большой экономический эффект.</w:t>
+      </w:r>
+    </w:p>
+    <w:p>
+      <w:pPr/>
+      <w:r>
+        <w:t>Глухозаземлённая нейтраль (Z_N = 0): сети до 1 кВ (системы TN) и сверхвысокого напряжения (330–750 кВ). При пробое — большой ток КЗ, мгновенное отключение; обеспечивает электробезопасность.</w:t>
+      </w:r>
+    </w:p>
+    <w:tbl>
+      <w:tblPr>
+        <w:tblW w:type="auto" w:w="0"/>
+        <w:jc w:val="center"/>
+        <w:tblLook w:firstColumn="1" w:firstRow="1" w:lastColumn="0" w:lastRow="0" w:noHBand="0" w:noVBand="1" w:val="04A0"/>
+        <w:tblBorders>
+          <w:top w:val="single" w:sz="4" w:space="0" w:color="000000"/>
+          <w:left w:val="single" w:sz="4" w:space="0" w:color="000000"/>
+          <w:bottom w:val="single" w:sz="4" w:space="0" w:color="000000"/>
+          <w:right w:val="single" w:sz="4" w:space="0" w:color="000000"/>
+          <w:insideH w:val="single" w:sz="4" w:space="0" w:color="000000"/>
+          <w:insideV w:val="single" w:sz="4" w:space="0" w:color="000000"/>
+        </w:tblBorders>
+      </w:tblPr>
+      <w:tblGrid>
+        <w:gridCol w:w="1728"/>
+        <w:gridCol w:w="1728"/>
+        <w:gridCol w:w="1728"/>
+        <w:gridCol w:w="1728"/>
+        <w:gridCol w:w="1728"/>
+      </w:tblGrid>
+      <w:tr>
+        <w:tc>
+          <w:tcPr>
+            <w:tcW w:type="dxa" w:w="1728"/>
+            <w:vAlign w:val="center"/>
+          </w:tcPr>
+          <w:p>
+            <w:pPr>
+              <w:spacing w:after="40" w:before="40" w:line="240" w:lineRule="auto"/>
+              <w:jc w:val="center"/>
+            </w:pPr>
+            <w:r>
+              <w:rPr>
+                <w:rFonts w:ascii="Times New Roman" w:hAnsi="Times New Roman" w:cs="Times New Roman" w:eastAsia="Times New Roman"/>
+                <w:sz w:val="24"/>
+              </w:rPr>
+            </w:r>
+            <w:r>
+              <w:rPr>
+                <w:rFonts w:ascii="Times New Roman" w:hAnsi="Times New Roman" w:cs="Times New Roman" w:eastAsia="Times New Roman"/>
+                <w:b/>
+                <w:sz w:val="24"/>
+              </w:rPr>
+              <w:t>Режим нейтрали</w:t>
+            </w:r>
+          </w:p>
+        </w:tc>
+        <w:tc>
+          <w:tcPr>
+            <w:tcW w:type="dxa" w:w="1728"/>
+            <w:vAlign w:val="center"/>
+          </w:tcPr>
+          <w:p>
+            <w:pPr>
+              <w:spacing w:after="40" w:before="40" w:line="240" w:lineRule="auto"/>
+              <w:jc w:val="center"/>
+            </w:pPr>
+            <w:r>
+              <w:rPr>
+                <w:rFonts w:ascii="Times New Roman" w:hAnsi="Times New Roman" w:cs="Times New Roman" w:eastAsia="Times New Roman"/>
+                <w:sz w:val="24"/>
+              </w:rPr>
+            </w:r>
+            <w:r>
+              <w:rPr>
+                <w:rFonts w:ascii="Times New Roman" w:hAnsi="Times New Roman" w:cs="Times New Roman" w:eastAsia="Times New Roman"/>
+                <w:b/>
+                <w:sz w:val="24"/>
+              </w:rPr>
+              <w:t>Напряжение, кВ</w:t>
+            </w:r>
+          </w:p>
+        </w:tc>
+        <w:tc>
+          <w:tcPr>
+            <w:tcW w:type="dxa" w:w="1728"/>
+            <w:vAlign w:val="center"/>
+          </w:tcPr>
+          <w:p>
+            <w:pPr>
+              <w:spacing w:after="40" w:before="40" w:line="240" w:lineRule="auto"/>
+              <w:jc w:val="center"/>
+            </w:pPr>
+            <w:r>
+              <w:rPr>
+                <w:rFonts w:ascii="Times New Roman" w:hAnsi="Times New Roman" w:cs="Times New Roman" w:eastAsia="Times New Roman"/>
+                <w:sz w:val="24"/>
+              </w:rPr>
+            </w:r>
+            <w:r>
+              <w:rPr>
+                <w:rFonts w:ascii="Times New Roman" w:hAnsi="Times New Roman" w:cs="Times New Roman" w:eastAsia="Times New Roman"/>
+                <w:b/>
+                <w:sz w:val="24"/>
+              </w:rPr>
+              <w:t>Ток в месте замыкания</w:t>
+            </w:r>
+          </w:p>
+        </w:tc>
+        <w:tc>
+          <w:tcPr>
+            <w:tcW w:type="dxa" w:w="1728"/>
+            <w:vAlign w:val="center"/>
+          </w:tcPr>
+          <w:p>
+            <w:pPr>
+              <w:spacing w:after="40" w:before="40" w:line="240" w:lineRule="auto"/>
+              <w:jc w:val="center"/>
+            </w:pPr>
+            <w:r>
+              <w:rPr>
+                <w:rFonts w:ascii="Times New Roman" w:hAnsi="Times New Roman" w:cs="Times New Roman" w:eastAsia="Times New Roman"/>
+                <w:sz w:val="24"/>
+              </w:rPr>
+            </w:r>
+            <w:r>
+              <w:rPr>
+                <w:rFonts w:ascii="Times New Roman" w:hAnsi="Times New Roman" w:cs="Times New Roman" w:eastAsia="Times New Roman"/>
+                <w:b/>
+                <w:sz w:val="24"/>
+              </w:rPr>
+              <w:t>Перенапряжения</w:t>
+            </w:r>
+          </w:p>
+        </w:tc>
+        <w:tc>
+          <w:tcPr>
+            <w:tcW w:type="dxa" w:w="1728"/>
+            <w:vAlign w:val="center"/>
+          </w:tcPr>
+          <w:p>
+            <w:pPr>
+              <w:spacing w:after="40" w:before="40" w:line="240" w:lineRule="auto"/>
+              <w:jc w:val="center"/>
+            </w:pPr>
+            <w:r>
+              <w:rPr>
+                <w:rFonts w:ascii="Times New Roman" w:hAnsi="Times New Roman" w:cs="Times New Roman" w:eastAsia="Times New Roman"/>
+                <w:sz w:val="24"/>
+              </w:rPr>
+            </w:r>
+            <w:r>
+              <w:rPr>
+                <w:rFonts w:ascii="Times New Roman" w:hAnsi="Times New Roman" w:cs="Times New Roman" w:eastAsia="Times New Roman"/>
+                <w:b/>
+                <w:sz w:val="24"/>
+              </w:rPr>
+              <w:t>Отключение</w:t>
+            </w:r>
+          </w:p>
+        </w:tc>
+      </w:tr>
+      <w:tr>
+        <w:tc>
+          <w:tcPr>
+            <w:tcW w:type="dxa" w:w="1728"/>
+            <w:vAlign w:val="center"/>
+          </w:tcPr>
+          <w:p>
+            <w:pPr>
+              <w:spacing w:after="40" w:before="40" w:line="240" w:lineRule="auto"/>
+            </w:pPr>
+            <w:r>
+              <w:rPr>
+                <w:rFonts w:ascii="Times New Roman" w:hAnsi="Times New Roman" w:cs="Times New Roman" w:eastAsia="Times New Roman"/>
+                <w:sz w:val="24"/>
+              </w:rPr>
+            </w:r>
+            <w:r>
+              <w:rPr>
+                <w:rFonts w:ascii="Times New Roman" w:hAnsi="Times New Roman" w:cs="Times New Roman" w:eastAsia="Times New Roman"/>
+                <w:sz w:val="24"/>
+              </w:rPr>
+              <w:t>Изолированная</w:t>
+            </w:r>
+          </w:p>
+        </w:tc>
+        <w:tc>
+          <w:tcPr>
+            <w:tcW w:type="dxa" w:w="1728"/>
+            <w:vAlign w:val="center"/>
+          </w:tcPr>
+          <w:p>
+            <w:pPr>
+              <w:spacing w:after="40" w:before="40" w:line="240" w:lineRule="auto"/>
+            </w:pPr>
+            <w:r>
+              <w:rPr>
+                <w:rFonts w:ascii="Times New Roman" w:hAnsi="Times New Roman" w:cs="Times New Roman" w:eastAsia="Times New Roman"/>
+                <w:sz w:val="24"/>
+              </w:rPr>
+            </w:r>
+            <w:r>
+              <w:rPr>
+                <w:rFonts w:ascii="Times New Roman" w:hAnsi="Times New Roman" w:cs="Times New Roman" w:eastAsia="Times New Roman"/>
+                <w:sz w:val="24"/>
+              </w:rPr>
+              <w:t>6–35</w:t>
+            </w:r>
+          </w:p>
+        </w:tc>
+        <w:tc>
+          <w:tcPr>
+            <w:tcW w:type="dxa" w:w="1728"/>
+            <w:vAlign w:val="center"/>
+          </w:tcPr>
+          <w:p>
+            <w:pPr>
+              <w:spacing w:after="40" w:before="40" w:line="240" w:lineRule="auto"/>
+            </w:pPr>
+            <w:r>
+              <w:rPr>
+                <w:rFonts w:ascii="Times New Roman" w:hAnsi="Times New Roman" w:cs="Times New Roman" w:eastAsia="Times New Roman"/>
+                <w:sz w:val="24"/>
+              </w:rPr>
+            </w:r>
+            <w:r>
+              <w:rPr>
+                <w:rFonts w:ascii="Times New Roman" w:hAnsi="Times New Roman" w:cs="Times New Roman" w:eastAsia="Times New Roman"/>
+                <w:sz w:val="24"/>
+              </w:rPr>
+              <w:t>малый (до 30 А)</w:t>
+            </w:r>
+          </w:p>
+        </w:tc>
+        <w:tc>
+          <w:tcPr>
+            <w:tcW w:type="dxa" w:w="1728"/>
+            <w:vAlign w:val="center"/>
+          </w:tcPr>
+          <w:p>
+            <w:pPr>
+              <w:spacing w:after="40" w:before="40" w:line="240" w:lineRule="auto"/>
+            </w:pPr>
+            <w:r>
+              <w:rPr>
+                <w:rFonts w:ascii="Times New Roman" w:hAnsi="Times New Roman" w:cs="Times New Roman" w:eastAsia="Times New Roman"/>
+                <w:sz w:val="24"/>
+              </w:rPr>
+            </w:r>
+            <w:r>
+              <w:rPr>
+                <w:rFonts w:ascii="Times New Roman" w:hAnsi="Times New Roman" w:cs="Times New Roman" w:eastAsia="Times New Roman"/>
+                <w:sz w:val="24"/>
+              </w:rPr>
+              <w:t>высокие (до 3,5 U_ф)</w:t>
+            </w:r>
+          </w:p>
+        </w:tc>
+        <w:tc>
+          <w:tcPr>
+            <w:tcW w:type="dxa" w:w="1728"/>
+            <w:vAlign w:val="center"/>
+          </w:tcPr>
+          <w:p>
+            <w:pPr>
+              <w:spacing w:after="40" w:before="40" w:line="240" w:lineRule="auto"/>
+            </w:pPr>
+            <w:r>
+              <w:rPr>
+                <w:rFonts w:ascii="Times New Roman" w:hAnsi="Times New Roman" w:cs="Times New Roman" w:eastAsia="Times New Roman"/>
+                <w:sz w:val="24"/>
+              </w:rPr>
+            </w:r>
+            <w:r>
+              <w:rPr>
+                <w:rFonts w:ascii="Times New Roman" w:hAnsi="Times New Roman" w:cs="Times New Roman" w:eastAsia="Times New Roman"/>
+                <w:sz w:val="24"/>
+              </w:rPr>
+              <w:t>на сигнал (до 2 ч)</w:t>
+            </w:r>
+          </w:p>
+        </w:tc>
+      </w:tr>
+      <w:tr>
+        <w:tc>
+          <w:tcPr>
+            <w:tcW w:type="dxa" w:w="1728"/>
+            <w:vAlign w:val="center"/>
+          </w:tcPr>
+          <w:p>
+            <w:pPr>
+              <w:spacing w:after="40" w:before="40" w:line="240" w:lineRule="auto"/>
+            </w:pPr>
+            <w:r>
+              <w:rPr>
+                <w:rFonts w:ascii="Times New Roman" w:hAnsi="Times New Roman" w:cs="Times New Roman" w:eastAsia="Times New Roman"/>
+                <w:sz w:val="24"/>
+              </w:rPr>
+            </w:r>
+            <w:r>
+              <w:rPr>
+                <w:rFonts w:ascii="Times New Roman" w:hAnsi="Times New Roman" w:cs="Times New Roman" w:eastAsia="Times New Roman"/>
+                <w:sz w:val="24"/>
+              </w:rPr>
+              <w:t>Компенсированная</w:t>
+            </w:r>
+          </w:p>
+        </w:tc>
+        <w:tc>
+          <w:tcPr>
+            <w:tcW w:type="dxa" w:w="1728"/>
+            <w:vAlign w:val="center"/>
+          </w:tcPr>
+          <w:p>
+            <w:pPr>
+              <w:spacing w:after="40" w:before="40" w:line="240" w:lineRule="auto"/>
+            </w:pPr>
+            <w:r>
+              <w:rPr>
+                <w:rFonts w:ascii="Times New Roman" w:hAnsi="Times New Roman" w:cs="Times New Roman" w:eastAsia="Times New Roman"/>
+                <w:sz w:val="24"/>
+              </w:rPr>
+            </w:r>
+            <w:r>
+              <w:rPr>
+                <w:rFonts w:ascii="Times New Roman" w:hAnsi="Times New Roman" w:cs="Times New Roman" w:eastAsia="Times New Roman"/>
+                <w:sz w:val="24"/>
+              </w:rPr>
+              <w:t>6–35</w:t>
+            </w:r>
+          </w:p>
+        </w:tc>
+        <w:tc>
+          <w:tcPr>
+            <w:tcW w:type="dxa" w:w="1728"/>
+            <w:vAlign w:val="center"/>
+          </w:tcPr>
+          <w:p>
+            <w:pPr>
+              <w:spacing w:after="40" w:before="40" w:line="240" w:lineRule="auto"/>
+            </w:pPr>
+            <w:r>
+              <w:rPr>
+                <w:rFonts w:ascii="Times New Roman" w:hAnsi="Times New Roman" w:cs="Times New Roman" w:eastAsia="Times New Roman"/>
+                <w:sz w:val="24"/>
+              </w:rPr>
+            </w:r>
+            <w:r>
+              <w:rPr>
+                <w:rFonts w:ascii="Times New Roman" w:hAnsi="Times New Roman" w:cs="Times New Roman" w:eastAsia="Times New Roman"/>
+                <w:sz w:val="24"/>
+              </w:rPr>
+              <w:t>минимальный (&lt;5 А)</w:t>
+            </w:r>
+          </w:p>
+        </w:tc>
+        <w:tc>
+          <w:tcPr>
+            <w:tcW w:type="dxa" w:w="1728"/>
+            <w:vAlign w:val="center"/>
+          </w:tcPr>
+          <w:p>
+            <w:pPr>
+              <w:spacing w:after="40" w:before="40" w:line="240" w:lineRule="auto"/>
+            </w:pPr>
+            <w:r>
+              <w:rPr>
+                <w:rFonts w:ascii="Times New Roman" w:hAnsi="Times New Roman" w:cs="Times New Roman" w:eastAsia="Times New Roman"/>
+                <w:sz w:val="24"/>
+              </w:rPr>
+            </w:r>
+            <w:r>
+              <w:rPr>
+                <w:rFonts w:ascii="Times New Roman" w:hAnsi="Times New Roman" w:cs="Times New Roman" w:eastAsia="Times New Roman"/>
+                <w:sz w:val="24"/>
+              </w:rPr>
+              <w:t>сниженные (до 2,6 U_ф)</w:t>
+            </w:r>
+          </w:p>
+        </w:tc>
+        <w:tc>
+          <w:tcPr>
+            <w:tcW w:type="dxa" w:w="1728"/>
+            <w:vAlign w:val="center"/>
+          </w:tcPr>
+          <w:p>
+            <w:pPr>
+              <w:spacing w:after="40" w:before="40" w:line="240" w:lineRule="auto"/>
+            </w:pPr>
+            <w:r>
+              <w:rPr>
+                <w:rFonts w:ascii="Times New Roman" w:hAnsi="Times New Roman" w:cs="Times New Roman" w:eastAsia="Times New Roman"/>
+                <w:sz w:val="24"/>
+              </w:rPr>
+            </w:r>
+            <w:r>
+              <w:rPr>
+                <w:rFonts w:ascii="Times New Roman" w:hAnsi="Times New Roman" w:cs="Times New Roman" w:eastAsia="Times New Roman"/>
+                <w:sz w:val="24"/>
+              </w:rPr>
+              <w:t>на сигнал</w:t>
+            </w:r>
+          </w:p>
+        </w:tc>
+      </w:tr>
+      <w:tr>
+        <w:tc>
+          <w:tcPr>
+            <w:tcW w:type="dxa" w:w="1728"/>
+            <w:vAlign w:val="center"/>
+          </w:tcPr>
+          <w:p>
+            <w:pPr>
+              <w:spacing w:after="40" w:before="40" w:line="240" w:lineRule="auto"/>
+            </w:pPr>
+            <w:r>
+              <w:rPr>
+                <w:rFonts w:ascii="Times New Roman" w:hAnsi="Times New Roman" w:cs="Times New Roman" w:eastAsia="Times New Roman"/>
+                <w:sz w:val="24"/>
+              </w:rPr>
+            </w:r>
+            <w:r>
+              <w:rPr>
+                <w:rFonts w:ascii="Times New Roman" w:hAnsi="Times New Roman" w:cs="Times New Roman" w:eastAsia="Times New Roman"/>
+                <w:sz w:val="24"/>
+              </w:rPr>
+              <w:t>Резистивная (низкоомная)</w:t>
+            </w:r>
+          </w:p>
+        </w:tc>
+        <w:tc>
+          <w:tcPr>
+            <w:tcW w:type="dxa" w:w="1728"/>
+            <w:vAlign w:val="center"/>
+          </w:tcPr>
+          <w:p>
+            <w:pPr>
+              <w:spacing w:after="40" w:before="40" w:line="240" w:lineRule="auto"/>
+            </w:pPr>
+            <w:r>
+              <w:rPr>
+                <w:rFonts w:ascii="Times New Roman" w:hAnsi="Times New Roman" w:cs="Times New Roman" w:eastAsia="Times New Roman"/>
+                <w:sz w:val="24"/>
+              </w:rPr>
+            </w:r>
+            <w:r>
+              <w:rPr>
+                <w:rFonts w:ascii="Times New Roman" w:hAnsi="Times New Roman" w:cs="Times New Roman" w:eastAsia="Times New Roman"/>
+                <w:sz w:val="24"/>
+              </w:rPr>
+              <w:t>6–35</w:t>
+            </w:r>
+          </w:p>
+        </w:tc>
+        <w:tc>
+          <w:tcPr>
+            <w:tcW w:type="dxa" w:w="1728"/>
+            <w:vAlign w:val="center"/>
+          </w:tcPr>
+          <w:p>
+            <w:pPr>
+              <w:spacing w:after="40" w:before="40" w:line="240" w:lineRule="auto"/>
+            </w:pPr>
+            <w:r>
+              <w:rPr>
+                <w:rFonts w:ascii="Times New Roman" w:hAnsi="Times New Roman" w:cs="Times New Roman" w:eastAsia="Times New Roman"/>
+                <w:sz w:val="24"/>
+              </w:rPr>
+            </w:r>
+            <w:r>
+              <w:rPr>
+                <w:rFonts w:ascii="Times New Roman" w:hAnsi="Times New Roman" w:cs="Times New Roman" w:eastAsia="Times New Roman"/>
+                <w:sz w:val="24"/>
+              </w:rPr>
+              <w:t>большой (20…2000 А)</w:t>
+            </w:r>
+          </w:p>
+        </w:tc>
+        <w:tc>
+          <w:tcPr>
+            <w:tcW w:type="dxa" w:w="1728"/>
+            <w:vAlign w:val="center"/>
+          </w:tcPr>
+          <w:p>
+            <w:pPr>
+              <w:spacing w:after="40" w:before="40" w:line="240" w:lineRule="auto"/>
+            </w:pPr>
+            <w:r>
+              <w:rPr>
+                <w:rFonts w:ascii="Times New Roman" w:hAnsi="Times New Roman" w:cs="Times New Roman" w:eastAsia="Times New Roman"/>
+                <w:sz w:val="24"/>
+              </w:rPr>
+            </w:r>
+            <w:r>
+              <w:rPr>
+                <w:rFonts w:ascii="Times New Roman" w:hAnsi="Times New Roman" w:cs="Times New Roman" w:eastAsia="Times New Roman"/>
+                <w:sz w:val="24"/>
+              </w:rPr>
+              <w:t>безопасные (&lt;2,4 U_ф)</w:t>
+            </w:r>
+          </w:p>
+        </w:tc>
+        <w:tc>
+          <w:tcPr>
+            <w:tcW w:type="dxa" w:w="1728"/>
+            <w:vAlign w:val="center"/>
+          </w:tcPr>
+          <w:p>
+            <w:pPr>
+              <w:spacing w:after="40" w:before="40" w:line="240" w:lineRule="auto"/>
+            </w:pPr>
+            <w:r>
+              <w:rPr>
+                <w:rFonts w:ascii="Times New Roman" w:hAnsi="Times New Roman" w:cs="Times New Roman" w:eastAsia="Times New Roman"/>
+                <w:sz w:val="24"/>
+              </w:rPr>
+            </w:r>
+            <w:r>
+              <w:rPr>
+                <w:rFonts w:ascii="Times New Roman" w:hAnsi="Times New Roman" w:cs="Times New Roman" w:eastAsia="Times New Roman"/>
+                <w:sz w:val="24"/>
+              </w:rPr>
+              <w:t>мгновенное (РЗ)</w:t>
+            </w:r>
+          </w:p>
+        </w:tc>
+      </w:tr>
+      <w:tr>
+        <w:tc>
+          <w:tcPr>
+            <w:tcW w:type="dxa" w:w="1728"/>
+            <w:vAlign w:val="center"/>
+          </w:tcPr>
+          <w:p>
+            <w:pPr>
+              <w:spacing w:after="40" w:before="40" w:line="240" w:lineRule="auto"/>
+            </w:pPr>
+            <w:r>
+              <w:rPr>
+                <w:rFonts w:ascii="Times New Roman" w:hAnsi="Times New Roman" w:cs="Times New Roman" w:eastAsia="Times New Roman"/>
+                <w:sz w:val="24"/>
+              </w:rPr>
+            </w:r>
+            <w:r>
+              <w:rPr>
+                <w:rFonts w:ascii="Times New Roman" w:hAnsi="Times New Roman" w:cs="Times New Roman" w:eastAsia="Times New Roman"/>
+                <w:sz w:val="24"/>
+              </w:rPr>
+              <w:t>Эффективно заземлённая</w:t>
+            </w:r>
+          </w:p>
+        </w:tc>
+        <w:tc>
+          <w:tcPr>
+            <w:tcW w:type="dxa" w:w="1728"/>
+            <w:vAlign w:val="center"/>
+          </w:tcPr>
+          <w:p>
+            <w:pPr>
+              <w:spacing w:after="40" w:before="40" w:line="240" w:lineRule="auto"/>
+            </w:pPr>
+            <w:r>
+              <w:rPr>
+                <w:rFonts w:ascii="Times New Roman" w:hAnsi="Times New Roman" w:cs="Times New Roman" w:eastAsia="Times New Roman"/>
+                <w:sz w:val="24"/>
+              </w:rPr>
+            </w:r>
+            <w:r>
+              <w:rPr>
+                <w:rFonts w:ascii="Times New Roman" w:hAnsi="Times New Roman" w:cs="Times New Roman" w:eastAsia="Times New Roman"/>
+                <w:sz w:val="24"/>
+              </w:rPr>
+              <w:t>110–220</w:t>
+            </w:r>
+          </w:p>
+        </w:tc>
+        <w:tc>
+          <w:tcPr>
+            <w:tcW w:type="dxa" w:w="1728"/>
+            <w:vAlign w:val="center"/>
+          </w:tcPr>
+          <w:p>
+            <w:pPr>
+              <w:spacing w:after="40" w:before="40" w:line="240" w:lineRule="auto"/>
+            </w:pPr>
+            <w:r>
+              <w:rPr>
+                <w:rFonts w:ascii="Times New Roman" w:hAnsi="Times New Roman" w:cs="Times New Roman" w:eastAsia="Times New Roman"/>
+                <w:sz w:val="24"/>
+              </w:rPr>
+            </w:r>
+            <w:r>
+              <w:rPr>
+                <w:rFonts w:ascii="Times New Roman" w:hAnsi="Times New Roman" w:cs="Times New Roman" w:eastAsia="Times New Roman"/>
+                <w:sz w:val="24"/>
+              </w:rPr>
+              <w:t>ток КЗ (&gt;500 А)</w:t>
+            </w:r>
+          </w:p>
+        </w:tc>
+        <w:tc>
+          <w:tcPr>
+            <w:tcW w:type="dxa" w:w="1728"/>
+            <w:vAlign w:val="center"/>
+          </w:tcPr>
+          <w:p>
+            <w:pPr>
+              <w:spacing w:after="40" w:before="40" w:line="240" w:lineRule="auto"/>
+            </w:pPr>
+            <w:r>
+              <w:rPr>
+                <w:rFonts w:ascii="Times New Roman" w:hAnsi="Times New Roman" w:cs="Times New Roman" w:eastAsia="Times New Roman"/>
+                <w:sz w:val="24"/>
+              </w:rPr>
+            </w:r>
+            <w:r>
+              <w:rPr>
+                <w:rFonts w:ascii="Times New Roman" w:hAnsi="Times New Roman" w:cs="Times New Roman" w:eastAsia="Times New Roman"/>
+                <w:sz w:val="24"/>
+              </w:rPr>
+              <w:t>нормальные (≤0,8 U_л)</w:t>
+            </w:r>
+          </w:p>
+        </w:tc>
+        <w:tc>
+          <w:tcPr>
+            <w:tcW w:type="dxa" w:w="1728"/>
+            <w:vAlign w:val="center"/>
+          </w:tcPr>
+          <w:p>
+            <w:pPr>
+              <w:spacing w:after="40" w:before="40" w:line="240" w:lineRule="auto"/>
+            </w:pPr>
+            <w:r>
+              <w:rPr>
+                <w:rFonts w:ascii="Times New Roman" w:hAnsi="Times New Roman" w:cs="Times New Roman" w:eastAsia="Times New Roman"/>
+                <w:sz w:val="24"/>
+              </w:rPr>
+            </w:r>
+            <w:r>
+              <w:rPr>
+                <w:rFonts w:ascii="Times New Roman" w:hAnsi="Times New Roman" w:cs="Times New Roman" w:eastAsia="Times New Roman"/>
+                <w:sz w:val="24"/>
+              </w:rPr>
+              <w:t>мгновенное (РЗ)</w:t>
+            </w:r>
+          </w:p>
+        </w:tc>
+      </w:tr>
+      <w:tr>
+        <w:tc>
+          <w:tcPr>
+            <w:tcW w:type="dxa" w:w="1728"/>
+            <w:vAlign w:val="center"/>
+          </w:tcPr>
+          <w:p>
+            <w:pPr>
+              <w:spacing w:after="40" w:before="40" w:line="240" w:lineRule="auto"/>
+            </w:pPr>
+            <w:r>
+              <w:rPr>
+                <w:rFonts w:ascii="Times New Roman" w:hAnsi="Times New Roman" w:cs="Times New Roman" w:eastAsia="Times New Roman"/>
+                <w:sz w:val="24"/>
+              </w:rPr>
+            </w:r>
+            <w:r>
+              <w:rPr>
+                <w:rFonts w:ascii="Times New Roman" w:hAnsi="Times New Roman" w:cs="Times New Roman" w:eastAsia="Times New Roman"/>
+                <w:sz w:val="24"/>
+              </w:rPr>
+              <w:t>Глухозаземлённая</w:t>
+            </w:r>
+          </w:p>
+        </w:tc>
+        <w:tc>
+          <w:tcPr>
+            <w:tcW w:type="dxa" w:w="1728"/>
+            <w:vAlign w:val="center"/>
+          </w:tcPr>
+          <w:p>
+            <w:pPr>
+              <w:spacing w:after="40" w:before="40" w:line="240" w:lineRule="auto"/>
+            </w:pPr>
+            <w:r>
+              <w:rPr>
+                <w:rFonts w:ascii="Times New Roman" w:hAnsi="Times New Roman" w:cs="Times New Roman" w:eastAsia="Times New Roman"/>
+                <w:sz w:val="24"/>
+              </w:rPr>
+            </w:r>
+            <w:r>
+              <w:rPr>
+                <w:rFonts w:ascii="Times New Roman" w:hAnsi="Times New Roman" w:cs="Times New Roman" w:eastAsia="Times New Roman"/>
+                <w:sz w:val="24"/>
+              </w:rPr>
+              <w:t>0,4; 330–500</w:t>
+            </w:r>
+          </w:p>
+        </w:tc>
+        <w:tc>
+          <w:tcPr>
+            <w:tcW w:type="dxa" w:w="1728"/>
+            <w:vAlign w:val="center"/>
+          </w:tcPr>
+          <w:p>
+            <w:pPr>
+              <w:spacing w:after="40" w:before="40" w:line="240" w:lineRule="auto"/>
+            </w:pPr>
+            <w:r>
+              <w:rPr>
+                <w:rFonts w:ascii="Times New Roman" w:hAnsi="Times New Roman" w:cs="Times New Roman" w:eastAsia="Times New Roman"/>
+                <w:sz w:val="24"/>
+              </w:rPr>
+            </w:r>
+            <w:r>
+              <w:rPr>
+                <w:rFonts w:ascii="Times New Roman" w:hAnsi="Times New Roman" w:cs="Times New Roman" w:eastAsia="Times New Roman"/>
+                <w:sz w:val="24"/>
+              </w:rPr>
+              <w:t>ток КЗ (сотни кА)</w:t>
+            </w:r>
+          </w:p>
+        </w:tc>
+        <w:tc>
+          <w:tcPr>
+            <w:tcW w:type="dxa" w:w="1728"/>
+            <w:vAlign w:val="center"/>
+          </w:tcPr>
+          <w:p>
+            <w:pPr>
+              <w:spacing w:after="40" w:before="40" w:line="240" w:lineRule="auto"/>
+            </w:pPr>
+            <w:r>
+              <w:rPr>
+                <w:rFonts w:ascii="Times New Roman" w:hAnsi="Times New Roman" w:cs="Times New Roman" w:eastAsia="Times New Roman"/>
+                <w:sz w:val="24"/>
+              </w:rPr>
+            </w:r>
+            <w:r>
+              <w:rPr>
+                <w:rFonts w:ascii="Times New Roman" w:hAnsi="Times New Roman" w:cs="Times New Roman" w:eastAsia="Times New Roman"/>
+                <w:sz w:val="24"/>
+              </w:rPr>
+              <w:t>минимальные</w:t>
+            </w:r>
+          </w:p>
+        </w:tc>
+        <w:tc>
+          <w:tcPr>
+            <w:tcW w:type="dxa" w:w="1728"/>
+            <w:vAlign w:val="center"/>
+          </w:tcPr>
+          <w:p>
+            <w:pPr>
+              <w:spacing w:after="40" w:before="40" w:line="240" w:lineRule="auto"/>
+            </w:pPr>
+            <w:r>
+              <w:rPr>
+                <w:rFonts w:ascii="Times New Roman" w:hAnsi="Times New Roman" w:cs="Times New Roman" w:eastAsia="Times New Roman"/>
+                <w:sz w:val="24"/>
+              </w:rPr>
+            </w:r>
+            <w:r>
+              <w:rPr>
+                <w:rFonts w:ascii="Times New Roman" w:hAnsi="Times New Roman" w:cs="Times New Roman" w:eastAsia="Times New Roman"/>
+                <w:sz w:val="24"/>
+              </w:rPr>
+              <w:t>мгновенное (РЗ)</w:t>
+            </w:r>
+          </w:p>
+        </w:tc>
+      </w:tr>
+    </w:tbl>
+    <w:p>
+      <w:pPr>
+        <w:pStyle w:val="Heading3"/>
+      </w:pPr>
+      <w:r>
+        <w:t>Контрольные вопросы</w:t>
+      </w:r>
+    </w:p>
+    <w:p>
+      <w:pPr>
+        <w:pStyle w:val="ListBullet"/>
+      </w:pPr>
+      <w:r>
+        <w:rPr>
+          <w:rFonts w:ascii="Times New Roman" w:hAnsi="Times New Roman"/>
+          <w:sz w:val="28"/>
+        </w:rPr>
+        <w:t>Дайте определение нейтрали электрической сети. Какие параметры зависят от режима её заземления?</w:t>
+      </w:r>
+    </w:p>
+    <w:p>
+      <w:pPr>
+        <w:pStyle w:val="ListBullet"/>
+      </w:pPr>
+      <w:r>
+        <w:rPr>
+          <w:rFonts w:ascii="Times New Roman" w:hAnsi="Times New Roman"/>
+          <w:sz w:val="28"/>
+        </w:rPr>
+        <w:t>По какому граничному значению тока I_з сети делятся на сети с малыми и большими токами? Назовите классы напряжений.</w:t>
+      </w:r>
+    </w:p>
+    <w:p>
+      <w:pPr>
+        <w:pStyle w:val="ListBullet"/>
+      </w:pPr>
+      <w:r>
+        <w:rPr>
+          <w:rFonts w:ascii="Times New Roman" w:hAnsi="Times New Roman"/>
+          <w:sz w:val="28"/>
+        </w:rPr>
+        <w:t>Как изменяются напряжения неповреждённых фаз при ОЗЗ в сети с изолированной нейтралью?</w:t>
+      </w:r>
+    </w:p>
+    <w:p>
+      <w:pPr>
+        <w:pStyle w:val="ListBullet"/>
+      </w:pPr>
+      <w:r>
+        <w:rPr>
+          <w:rFonts w:ascii="Times New Roman" w:hAnsi="Times New Roman"/>
+          <w:sz w:val="28"/>
+        </w:rPr>
+        <w:t>Напишите формулу коэффициента замыкания на землю K_з. Его предельное значение по ПУЭ?</w:t>
+      </w:r>
+    </w:p>
+    <w:p>
+      <w:pPr>
+        <w:pStyle w:val="ListBullet"/>
+      </w:pPr>
+      <w:r>
+        <w:rPr>
+          <w:rFonts w:ascii="Times New Roman" w:hAnsi="Times New Roman"/>
+          <w:sz w:val="28"/>
+        </w:rPr>
+        <w:t>Почему в воздушных сетях 35 кВ при токе более 10 А ПТЭ предписывают компенсацию?</w:t>
+      </w:r>
+    </w:p>
+    <w:p>
+      <w:pPr>
+        <w:pStyle w:val="ListBullet"/>
+      </w:pPr>
+      <w:r>
+        <w:rPr>
+          <w:rFonts w:ascii="Times New Roman" w:hAnsi="Times New Roman"/>
+          <w:sz w:val="28"/>
+        </w:rPr>
+        <w:t>За счёт каких устройств (АВР, АПВ) обеспечивается бесперебойность I категории при низкоомном заземлении?</w:t>
+      </w:r>
+    </w:p>
+    <w:p>
+      <w:pPr>
+        <w:pStyle w:val="ListBullet"/>
+      </w:pPr>
+      <w:r>
+        <w:rPr>
+          <w:rFonts w:ascii="Times New Roman" w:hAnsi="Times New Roman"/>
+          <w:sz w:val="28"/>
+        </w:rPr>
+        <w:t>Как глухое заземление в сетях 0,4 кВ обеспечивает электробезопасность при пробое на корпус?</w:t>
+      </w:r>
+    </w:p>
+    <w:p>
+      <w:pPr>
+        <w:pStyle w:val="Heading3"/>
+      </w:pPr>
+      <w:r>
+        <w:t>Лекция 2. Математический аппарат: метод симметричных составляющих (МСС)</w:t>
+      </w:r>
+    </w:p>
+    <w:p>
+      <w:pPr/>
+      <w:r>
+        <w:t>Метод симметричных составляющих (МСС) — фундаментальный аппарат расчёта несимметричных режимов в линейных трёхфазных сетях. По теореме Фортескью любую несимметричную систему трёх векторов можно представить суммой трёх симметричных систем.</w:t>
+      </w:r>
+    </w:p>
+    <w:p>
+      <w:pPr>
+        <w:pStyle w:val="Heading3"/>
+      </w:pPr>
+      <w:r>
+        <w:t>1. Разложение на последовательности</w:t>
+      </w:r>
+    </w:p>
+    <w:p>
+      <w:pPr/>
+      <w:r>
+        <w:t>Прямая последовательность (индекс 1): три равных вектора со сдвигом 120°, прямой порядок фаз А-В-С, сумма равна нулю. Обратная последовательность (индекс 2): сдвиг 120°, обратный порядок А-С-В, сумма равна нулю. Нулевая последовательность (индекс 0): три вектора, совпадающие по фазе, сумма равна утроенному значению одного вектора.</w:t>
+      </w:r>
+    </w:p>
+    <w:p>
+      <w:pPr>
+        <w:pStyle w:val="Heading3"/>
+      </w:pPr>
+      <w:r>
+        <w:t>2. Оператор a и его свойства</w:t>
+      </w:r>
+    </w:p>
+    <w:p>
+      <w:pPr>
+        <w:spacing w:before="120" w:after="120"/>
+        <w:jc w:val="center"/>
+      </w:pPr>
+      <m:oMath xmlns:mml="http://www.w3.org/1998/Math/MathML">
+        <m:r>
+          <m:t>a=</m:t>
+        </m:r>
+        <m:sSup>
+          <m:e>
+            <m:r>
+              <m:t>e</m:t>
+            </m:r>
+          </m:e>
+          <m:sup>
+            <m:r>
+              <m:t>j</m:t>
+            </m:r>
+            <m:sSup>
+              <m:e>
+                <m:r>
+                  <m:t>120</m:t>
+                </m:r>
+              </m:e>
+              <m:sup>
+                <m:r>
+                  <m:t>∘</m:t>
+                </m:r>
+              </m:sup>
+            </m:sSup>
+          </m:sup>
+        </m:sSup>
+        <m:r>
+          <m:t>=−0,5+j</m:t>
+        </m:r>
+        <m:f>
+          <m:fPr>
+            <m:type m:val="bar"/>
+          </m:fPr>
+          <m:num>
+            <m:rad>
+              <m:radPr>
+                <m:degHide m:val="on"/>
+              </m:radPr>
+              <m:deg/>
+              <m:e>
+                <m:r>
+                  <m:t>3</m:t>
+                </m:r>
+              </m:e>
+            </m:rad>
+          </m:num>
+          <m:den>
+            <m:r>
+              <m:t>2</m:t>
+            </m:r>
+          </m:den>
+        </m:f>
+        <m:r>
+          <m:t>≈−0,5+j0,866</m:t>
+        </m:r>
+      </m:oMath>
+      <w:r>
+        <w:rPr>
+          <w:rFonts w:ascii="Times New Roman" w:hAnsi="Times New Roman"/>
+          <w:sz w:val="28"/>
+        </w:rPr>
+        <w:tab/>
+        <w:t>(2)</w:t>
+      </w:r>
+    </w:p>
+    <w:p>
+      <w:pPr>
+        <w:spacing w:before="120" w:after="120"/>
+        <w:jc w:val="center"/>
+      </w:pPr>
+      <m:oMath xmlns:mml="http://www.w3.org/1998/Math/MathML">
+        <m:sSup>
+          <m:e>
+            <m:r>
+              <m:t>a</m:t>
+            </m:r>
+          </m:e>
+          <m:sup>
+            <m:r>
+              <m:t>2</m:t>
+            </m:r>
+          </m:sup>
+        </m:sSup>
+        <m:r>
+          <m:t>=</m:t>
+        </m:r>
+        <m:sSup>
+          <m:e>
+            <m:r>
+              <m:t>e</m:t>
+            </m:r>
+          </m:e>
+          <m:sup>
+            <m:r>
+              <m:t>j</m:t>
+            </m:r>
+            <m:sSup>
+              <m:e>
+                <m:r>
+                  <m:t>240</m:t>
+                </m:r>
+              </m:e>
+              <m:sup>
+                <m:r>
+                  <m:t>∘</m:t>
+                </m:r>
+              </m:sup>
+            </m:sSup>
+          </m:sup>
+        </m:sSup>
+        <m:r>
+          <m:t>=−0,5−j</m:t>
+        </m:r>
+        <m:f>
+          <m:fPr>
+            <m:type m:val="bar"/>
+          </m:fPr>
+          <m:num>
+            <m:rad>
+              <m:radPr>
+                <m:degHide m:val="on"/>
+              </m:radPr>
+              <m:deg/>
+              <m:e>
+                <m:r>
+                  <m:t>3</m:t>
+                </m:r>
+              </m:e>
+            </m:rad>
+          </m:num>
+          <m:den>
+            <m:r>
+              <m:t>2</m:t>
+            </m:r>
+          </m:den>
+        </m:f>
+        <m:r>
+          <m:t>≈−0,5−j0,866,</m:t>
+        </m:r>
+        <m:r>
+          <m:t>1+a+</m:t>
+        </m:r>
+        <m:sSup>
+          <m:e>
+            <m:r>
+              <m:t>a</m:t>
+            </m:r>
+          </m:e>
+          <m:sup>
+            <m:r>
+              <m:t>2</m:t>
+            </m:r>
+          </m:sup>
+        </m:sSup>
+        <m:r>
+          <m:t>=0</m:t>
+        </m:r>
+      </m:oMath>
+      <w:r>
+        <w:rPr>
+          <w:rFonts w:ascii="Times New Roman" w:hAnsi="Times New Roman"/>
+          <w:sz w:val="28"/>
+        </w:rPr>
+        <w:tab/>
+        <w:t>(3)</w:t>
+      </w:r>
+    </w:p>
+    <w:p>
+      <w:pPr/>
+      <w:r>
+        <w:t>Умножение вектора на a — поворот на 120° против часовой стрелки без изменения модуля.</w:t>
+      </w:r>
+    </w:p>
+    <w:p>
+      <w:pPr>
+        <w:pStyle w:val="Heading3"/>
+      </w:pPr>
+      <w:r>
+        <w:t>3. Преобразования Фортескью</w:t>
+      </w:r>
+    </w:p>
+    <w:p>
+      <w:pPr/>
+      <w:r>
+        <w:t>Обратное преобразование (синтез фазных величин):</w:t>
+      </w:r>
+    </w:p>
+    <w:p>
+      <w:pPr>
+        <w:spacing w:before="120" w:after="120"/>
+        <w:jc w:val="center"/>
+      </w:pPr>
+      <m:oMath xmlns:mml="http://www.w3.org/1998/Math/MathML">
+        <m:sSub>
+          <m:e>
+            <m:limUpp>
+              <m:e>
+                <m:r>
+                  <m:t>U</m:t>
+                </m:r>
+              </m:e>
+              <m:lim>
+                <m:r>
+                  <m:t>˙</m:t>
+                </m:r>
+              </m:lim>
+            </m:limUpp>
+          </m:e>
+          <m:sub>
+            <m:r>
+              <m:t>A</m:t>
+            </m:r>
+          </m:sub>
+        </m:sSub>
+        <m:r>
+          <m:t>=</m:t>
+        </m:r>
+        <m:sSub>
+          <m:e>
+            <m:limUpp>
+              <m:e>
+                <m:r>
+                  <m:t>U</m:t>
+                </m:r>
+              </m:e>
+              <m:lim>
+                <m:r>
+                  <m:t>˙</m:t>
+                </m:r>
+              </m:lim>
+            </m:limUpp>
+          </m:e>
+          <m:sub>
+            <m:r>
+              <m:t>1</m:t>
+            </m:r>
+          </m:sub>
+        </m:sSub>
+        <m:r>
+          <m:t>+</m:t>
+        </m:r>
+        <m:sSub>
+          <m:e>
+            <m:limUpp>
+              <m:e>
+                <m:r>
+                  <m:t>U</m:t>
+                </m:r>
+              </m:e>
+              <m:lim>
+                <m:r>
+                  <m:t>˙</m:t>
+                </m:r>
+              </m:lim>
+            </m:limUpp>
+          </m:e>
+          <m:sub>
+            <m:r>
+              <m:t>2</m:t>
+            </m:r>
+          </m:sub>
+        </m:sSub>
+        <m:r>
+          <m:t>+</m:t>
+        </m:r>
+        <m:sSub>
+          <m:e>
+            <m:limUpp>
+              <m:e>
+                <m:r>
+                  <m:t>U</m:t>
+                </m:r>
+              </m:e>
+              <m:lim>
+                <m:r>
+                  <m:t>˙</m:t>
+                </m:r>
+              </m:lim>
+            </m:limUpp>
+          </m:e>
+          <m:sub>
+            <m:r>
+              <m:t>0</m:t>
+            </m:r>
+          </m:sub>
+        </m:sSub>
+      </m:oMath>
+      <w:r>
+        <w:rPr>
+          <w:rFonts w:ascii="Times New Roman" w:hAnsi="Times New Roman"/>
+          <w:sz w:val="28"/>
+        </w:rPr>
+        <w:tab/>
+        <w:t>(4)</w:t>
+      </w:r>
+    </w:p>
+    <w:p>
+      <w:pPr>
+        <w:spacing w:before="120" w:after="120"/>
+        <w:jc w:val="center"/>
+      </w:pPr>
+      <m:oMath xmlns:mml="http://www.w3.org/1998/Math/MathML">
+        <m:sSub>
+          <m:e>
+            <m:limUpp>
+              <m:e>
+                <m:r>
+                  <m:t>U</m:t>
+                </m:r>
+              </m:e>
+              <m:lim>
+                <m:r>
+                  <m:t>˙</m:t>
+                </m:r>
+              </m:lim>
+            </m:limUpp>
+          </m:e>
+          <m:sub>
+            <m:r>
+              <m:t>B</m:t>
+            </m:r>
+          </m:sub>
+        </m:sSub>
+        <m:r>
+          <m:t>=</m:t>
+        </m:r>
+        <m:sSup>
+          <m:e>
+            <m:r>
+              <m:t>a</m:t>
+            </m:r>
+          </m:e>
+          <m:sup>
+            <m:r>
+              <m:t>2</m:t>
+            </m:r>
+          </m:sup>
+        </m:sSup>
+        <m:sSub>
+          <m:e>
+            <m:limUpp>
+              <m:e>
+                <m:r>
+                  <m:t>U</m:t>
+                </m:r>
+              </m:e>
+              <m:lim>
+                <m:r>
+                  <m:t>˙</m:t>
+                </m:r>
+              </m:lim>
+            </m:limUpp>
+          </m:e>
+          <m:sub>
+            <m:r>
+              <m:t>1</m:t>
+            </m:r>
+          </m:sub>
+        </m:sSub>
+        <m:r>
+          <m:t>+a</m:t>
+        </m:r>
+        <m:sSub>
+          <m:e>
+            <m:limUpp>
+              <m:e>
+                <m:r>
+                  <m:t>U</m:t>
+                </m:r>
+              </m:e>
+              <m:lim>
+                <m:r>
+                  <m:t>˙</m:t>
+                </m:r>
+              </m:lim>
+            </m:limUpp>
+          </m:e>
+          <m:sub>
+            <m:r>
+              <m:t>2</m:t>
+            </m:r>
+          </m:sub>
+        </m:sSub>
+        <m:r>
+          <m:t>+</m:t>
+        </m:r>
+        <m:sSub>
+          <m:e>
+            <m:limUpp>
+              <m:e>
+                <m:r>
+                  <m:t>U</m:t>
+                </m:r>
+              </m:e>
+              <m:lim>
+                <m:r>
+                  <m:t>˙</m:t>
+                </m:r>
+              </m:lim>
+            </m:limUpp>
+          </m:e>
+          <m:sub>
+            <m:r>
+              <m:t>0</m:t>
+            </m:r>
+          </m:sub>
+        </m:sSub>
+        <m:r>
+          <m:t>,</m:t>
+        </m:r>
+        <m:sSub>
+          <m:e>
+            <m:limUpp>
+              <m:e>
+                <m:r>
+                  <m:t>U</m:t>
+                </m:r>
+              </m:e>
+              <m:lim>
+                <m:r>
+                  <m:t>˙</m:t>
+                </m:r>
+              </m:lim>
+            </m:limUpp>
+          </m:e>
+          <m:sub>
+            <m:r>
+              <m:t>C</m:t>
+            </m:r>
+          </m:sub>
+        </m:sSub>
+        <m:r>
+          <m:t>=a</m:t>
+        </m:r>
+        <m:sSub>
+          <m:e>
+            <m:limUpp>
+              <m:e>
+                <m:r>
+                  <m:t>U</m:t>
+                </m:r>
+              </m:e>
+              <m:lim>
+                <m:r>
+                  <m:t>˙</m:t>
+                </m:r>
+              </m:lim>
+            </m:limUpp>
+          </m:e>
+          <m:sub>
+            <m:r>
+              <m:t>1</m:t>
+            </m:r>
+          </m:sub>
+        </m:sSub>
+        <m:r>
+          <m:t>+</m:t>
+        </m:r>
+        <m:sSup>
+          <m:e>
+            <m:r>
+              <m:t>a</m:t>
+            </m:r>
+          </m:e>
+          <m:sup>
+            <m:r>
+              <m:t>2</m:t>
+            </m:r>
+          </m:sup>
+        </m:sSup>
+        <m:sSub>
+          <m:e>
+            <m:limUpp>
+              <m:e>
+                <m:r>
+                  <m:t>U</m:t>
+                </m:r>
+              </m:e>
+              <m:lim>
+                <m:r>
+                  <m:t>˙</m:t>
+                </m:r>
+              </m:lim>
+            </m:limUpp>
+          </m:e>
+          <m:sub>
+            <m:r>
+              <m:t>2</m:t>
+            </m:r>
+          </m:sub>
+        </m:sSub>
+        <m:r>
+          <m:t>+</m:t>
+        </m:r>
+        <m:sSub>
+          <m:e>
+            <m:limUpp>
+              <m:e>
+                <m:r>
+                  <m:t>U</m:t>
+                </m:r>
+              </m:e>
+              <m:lim>
+                <m:r>
+                  <m:t>˙</m:t>
+                </m:r>
+              </m:lim>
+            </m:limUpp>
+          </m:e>
+          <m:sub>
+            <m:r>
+              <m:t>0</m:t>
+            </m:r>
+          </m:sub>
+        </m:sSub>
+      </m:oMath>
+      <w:r>
+        <w:rPr>
+          <w:rFonts w:ascii="Times New Roman" w:hAnsi="Times New Roman"/>
+          <w:sz w:val="28"/>
+        </w:rPr>
+        <w:tab/>
+        <w:t>(5)</w:t>
+      </w:r>
+    </w:p>
+    <w:p>
+      <w:pPr/>
+      <w:r>
+        <w:t>Прямое преобразование (разложение на составляющие):</w:t>
+      </w:r>
+    </w:p>
+    <w:p>
+      <w:pPr>
+        <w:spacing w:before="120" w:after="120"/>
+        <w:jc w:val="center"/>
+      </w:pPr>
+      <m:oMath xmlns:mml="http://www.w3.org/1998/Math/MathML">
+        <m:sSub>
+          <m:e>
+            <m:limUpp>
+              <m:e>
+                <m:r>
+                  <m:t>U</m:t>
+                </m:r>
+              </m:e>
+              <m:lim>
+                <m:r>
+                  <m:t>˙</m:t>
+                </m:r>
+              </m:lim>
+            </m:limUpp>
+          </m:e>
+          <m:sub>
+            <m:r>
+              <m:t>1</m:t>
+            </m:r>
+          </m:sub>
+        </m:sSub>
+        <m:r>
+          <m:t>=</m:t>
+        </m:r>
+        <m:f>
+          <m:fPr>
+            <m:type m:val="bar"/>
+          </m:fPr>
+          <m:num>
+            <m:r>
+              <m:t>1</m:t>
+            </m:r>
+          </m:num>
+          <m:den>
+            <m:r>
+              <m:t>3</m:t>
+            </m:r>
+          </m:den>
+        </m:f>
+        <m:r>
+          <m:t>(</m:t>
+        </m:r>
+        <m:sSub>
+          <m:e>
+            <m:limUpp>
+              <m:e>
+                <m:r>
+                  <m:t>U</m:t>
+                </m:r>
+              </m:e>
+              <m:lim>
+                <m:r>
+                  <m:t>˙</m:t>
+                </m:r>
+              </m:lim>
+            </m:limUpp>
+          </m:e>
+          <m:sub>
+            <m:r>
+              <m:t>A</m:t>
+            </m:r>
+          </m:sub>
+        </m:sSub>
+        <m:r>
+          <m:t>+a</m:t>
+        </m:r>
+        <m:sSub>
+          <m:e>
+            <m:limUpp>
+              <m:e>
+                <m:r>
+                  <m:t>U</m:t>
+                </m:r>
+              </m:e>
+              <m:lim>
+                <m:r>
+                  <m:t>˙</m:t>
+                </m:r>
+              </m:lim>
+            </m:limUpp>
+          </m:e>
+          <m:sub>
+            <m:r>
+              <m:t>B</m:t>
+            </m:r>
+          </m:sub>
+        </m:sSub>
+        <m:r>
+          <m:t>+</m:t>
+        </m:r>
+        <m:sSup>
+          <m:e>
+            <m:r>
+              <m:t>a</m:t>
+            </m:r>
+          </m:e>
+          <m:sup>
+            <m:r>
+              <m:t>2</m:t>
+            </m:r>
+          </m:sup>
+        </m:sSup>
+        <m:sSub>
+          <m:e>
+            <m:limUpp>
+              <m:e>
+                <m:r>
+                  <m:t>U</m:t>
+                </m:r>
+              </m:e>
+              <m:lim>
+                <m:r>
+                  <m:t>˙</m:t>
+                </m:r>
+              </m:lim>
+            </m:limUpp>
+          </m:e>
+          <m:sub>
+            <m:r>
+              <m:t>C</m:t>
+            </m:r>
+          </m:sub>
+        </m:sSub>
+        <m:r>
+          <m:t>)</m:t>
+        </m:r>
+      </m:oMath>
+      <w:r>
+        <w:rPr>
+          <w:rFonts w:ascii="Times New Roman" w:hAnsi="Times New Roman"/>
+          <w:sz w:val="28"/>
+        </w:rPr>
+        <w:tab/>
+        <w:t>(6)</w:t>
+      </w:r>
+    </w:p>
+    <w:p>
+      <w:pPr>
+        <w:spacing w:before="120" w:after="120"/>
+        <w:jc w:val="center"/>
+      </w:pPr>
+      <m:oMath xmlns:mml="http://www.w3.org/1998/Math/MathML">
+        <m:sSub>
+          <m:e>
+            <m:limUpp>
+              <m:e>
+                <m:r>
+                  <m:t>U</m:t>
+                </m:r>
+              </m:e>
+              <m:lim>
+                <m:r>
+                  <m:t>˙</m:t>
+                </m:r>
+              </m:lim>
+            </m:limUpp>
+          </m:e>
+          <m:sub>
+            <m:r>
+              <m:t>2</m:t>
+            </m:r>
+          </m:sub>
+        </m:sSub>
+        <m:r>
+          <m:t>=</m:t>
+        </m:r>
+        <m:f>
+          <m:fPr>
+            <m:type m:val="bar"/>
+          </m:fPr>
+          <m:num>
+            <m:r>
+              <m:t>1</m:t>
+            </m:r>
+          </m:num>
+          <m:den>
+            <m:r>
+              <m:t>3</m:t>
+            </m:r>
+          </m:den>
+        </m:f>
+        <m:r>
+          <m:t>(</m:t>
+        </m:r>
+        <m:sSub>
+          <m:e>
+            <m:limUpp>
+              <m:e>
+                <m:r>
+                  <m:t>U</m:t>
+                </m:r>
+              </m:e>
+              <m:lim>
+                <m:r>
+                  <m:t>˙</m:t>
+                </m:r>
+              </m:lim>
+            </m:limUpp>
+          </m:e>
+          <m:sub>
+            <m:r>
+              <m:t>A</m:t>
+            </m:r>
+          </m:sub>
+        </m:sSub>
+        <m:r>
+          <m:t>+</m:t>
+        </m:r>
+        <m:sSup>
+          <m:e>
+            <m:r>
+              <m:t>a</m:t>
+            </m:r>
+          </m:e>
+          <m:sup>
+            <m:r>
+              <m:t>2</m:t>
+            </m:r>
+          </m:sup>
+        </m:sSup>
+        <m:sSub>
+          <m:e>
+            <m:limUpp>
+              <m:e>
+                <m:r>
+                  <m:t>U</m:t>
+                </m:r>
+              </m:e>
+              <m:lim>
+                <m:r>
+                  <m:t>˙</m:t>
+                </m:r>
+              </m:lim>
+            </m:limUpp>
+          </m:e>
+          <m:sub>
+            <m:r>
+              <m:t>B</m:t>
+            </m:r>
+          </m:sub>
+        </m:sSub>
+        <m:r>
+          <m:t>+a</m:t>
+        </m:r>
+        <m:sSub>
+          <m:e>
+            <m:limUpp>
+              <m:e>
+                <m:r>
+                  <m:t>U</m:t>
+                </m:r>
+              </m:e>
+              <m:lim>
+                <m:r>
+                  <m:t>˙</m:t>
+                </m:r>
+              </m:lim>
+            </m:limUpp>
+          </m:e>
+          <m:sub>
+            <m:r>
+              <m:t>C</m:t>
+            </m:r>
+          </m:sub>
+        </m:sSub>
+        <m:r>
+          <m:t>),</m:t>
+        </m:r>
+        <m:sSub>
+          <m:e>
+            <m:limUpp>
+              <m:e>
+                <m:r>
+                  <m:t>U</m:t>
+                </m:r>
+              </m:e>
+              <m:lim>
+                <m:r>
+                  <m:t>˙</m:t>
+                </m:r>
+              </m:lim>
+            </m:limUpp>
+          </m:e>
+          <m:sub>
+            <m:r>
+              <m:t>0</m:t>
+            </m:r>
+          </m:sub>
+        </m:sSub>
+        <m:r>
+          <m:t>=</m:t>
+        </m:r>
+        <m:f>
+          <m:fPr>
+            <m:type m:val="bar"/>
+          </m:fPr>
+          <m:num>
+            <m:r>
+              <m:t>1</m:t>
+            </m:r>
+          </m:num>
+          <m:den>
+            <m:r>
+              <m:t>3</m:t>
+            </m:r>
+          </m:den>
+        </m:f>
+        <m:r>
+          <m:t>(</m:t>
+        </m:r>
+        <m:sSub>
+          <m:e>
+            <m:limUpp>
+              <m:e>
+                <m:r>
+                  <m:t>U</m:t>
+                </m:r>
+              </m:e>
+              <m:lim>
+                <m:r>
+                  <m:t>˙</m:t>
+                </m:r>
+              </m:lim>
+            </m:limUpp>
+          </m:e>
+          <m:sub>
+            <m:r>
+              <m:t>A</m:t>
+            </m:r>
+          </m:sub>
+        </m:sSub>
+        <m:r>
+          <m:t>+</m:t>
+        </m:r>
+        <m:sSub>
+          <m:e>
+            <m:limUpp>
+              <m:e>
+                <m:r>
+                  <m:t>U</m:t>
+                </m:r>
+              </m:e>
+              <m:lim>
+                <m:r>
+                  <m:t>˙</m:t>
+                </m:r>
+              </m:lim>
+            </m:limUpp>
+          </m:e>
+          <m:sub>
+            <m:r>
+              <m:t>B</m:t>
+            </m:r>
+          </m:sub>
+        </m:sSub>
+        <m:r>
+          <m:t>+</m:t>
+        </m:r>
+        <m:sSub>
+          <m:e>
+            <m:limUpp>
+              <m:e>
+                <m:r>
+                  <m:t>U</m:t>
+                </m:r>
+              </m:e>
+              <m:lim>
+                <m:r>
+                  <m:t>˙</m:t>
+                </m:r>
+              </m:lim>
+            </m:limUpp>
+          </m:e>
+          <m:sub>
+            <m:r>
+              <m:t>C</m:t>
+            </m:r>
+          </m:sub>
+        </m:sSub>
+        <m:r>
+          <m:t>)</m:t>
+        </m:r>
+      </m:oMath>
+      <w:r>
+        <w:rPr>
+          <w:rFonts w:ascii="Times New Roman" w:hAnsi="Times New Roman"/>
+          <w:sz w:val="28"/>
+        </w:rPr>
+        <w:tab/>
+        <w:t>(7)</w:t>
+      </w:r>
+    </w:p>
+    <w:p>
+      <w:pPr/>
+      <w:r>
+        <w:t>Матричная форма обратного преобразования через матрицу Фортескью F:</w:t>
+      </w:r>
+    </w:p>
+    <w:p>
+      <w:pPr>
+        <w:spacing w:before="120" w:after="120"/>
+        <w:jc w:val="center"/>
+      </w:pPr>
+      <m:oMath xmlns:mml="http://www.w3.org/1998/Math/MathML">
+        <m:r>
+          <m:t>[</m:t>
+        </m:r>
+        <m:eqArr>
+          <m:e>
+            <m:sSub>
+              <m:e>
+                <m:limUpp>
+                  <m:e>
+                    <m:r>
+                      <m:t>U</m:t>
+                    </m:r>
+                  </m:e>
+                  <m:lim>
+                    <m:r>
+                      <m:t>˙</m:t>
+                    </m:r>
+                  </m:lim>
+                </m:limUpp>
+              </m:e>
+              <m:sub>
+                <m:r>
+                  <m:t>A</m:t>
+                </m:r>
+              </m:sub>
+            </m:sSub>
+          </m:e>
+          <m:e>
+            <m:sSub>
+              <m:e>
+                <m:limUpp>
+                  <m:e>
+                    <m:r>
+                      <m:t>U</m:t>
+                    </m:r>
+                  </m:e>
+                  <m:lim>
+                    <m:r>
+                      <m:t>˙</m:t>
+                    </m:r>
+                  </m:lim>
+                </m:limUpp>
+              </m:e>
+              <m:sub>
+                <m:r>
+                  <m:t>B</m:t>
+                </m:r>
+              </m:sub>
+            </m:sSub>
+          </m:e>
+          <m:e>
+            <m:sSub>
+              <m:e>
+                <m:limUpp>
+                  <m:e>
+                    <m:r>
+                      <m:t>U</m:t>
+                    </m:r>
+                  </m:e>
+                  <m:lim>
+                    <m:r>
+                      <m:t>˙</m:t>
+                    </m:r>
+                  </m:lim>
+                </m:limUpp>
+              </m:e>
+              <m:sub>
+                <m:r>
+                  <m:t>C</m:t>
+                </m:r>
+              </m:sub>
+            </m:sSub>
+          </m:e>
+        </m:eqArr>
+        <m:r>
+          <m:t>]=[</m:t>
+        </m:r>
+        <m:eqArr>
+          <m:e>
+            <m:r>
+              <m:t>111</m:t>
+            </m:r>
+          </m:e>
+          <m:e>
+            <m:sSup>
+              <m:e>
+                <m:r>
+                  <m:t>a</m:t>
+                </m:r>
+              </m:e>
+              <m:sup>
+                <m:r>
+                  <m:t>2</m:t>
+                </m:r>
+              </m:sup>
+            </m:sSup>
+            <m:r>
+              <m:t>a1</m:t>
+            </m:r>
+          </m:e>
+          <m:e>
+            <m:r>
+              <m:t>a</m:t>
+            </m:r>
+            <m:sSup>
+              <m:e>
+                <m:r>
+                  <m:t>a</m:t>
+                </m:r>
+              </m:e>
+              <m:sup>
+                <m:r>
+                  <m:t>2</m:t>
+                </m:r>
+              </m:sup>
+            </m:sSup>
+            <m:r>
+              <m:t>1</m:t>
+            </m:r>
+          </m:e>
+        </m:eqArr>
+        <m:r>
+          <m:t>]·[</m:t>
+        </m:r>
+        <m:eqArr>
+          <m:e>
+            <m:sSub>
+              <m:e>
+                <m:limUpp>
+                  <m:e>
+                    <m:r>
+                      <m:t>U</m:t>
+                    </m:r>
+                  </m:e>
+                  <m:lim>
+                    <m:r>
+                      <m:t>˙</m:t>
+                    </m:r>
+                  </m:lim>
+                </m:limUpp>
+              </m:e>
+              <m:sub>
+                <m:r>
+                  <m:t>1</m:t>
+                </m:r>
+              </m:sub>
+            </m:sSub>
+          </m:e>
+          <m:e>
+            <m:sSub>
+              <m:e>
+                <m:limUpp>
+                  <m:e>
+                    <m:r>
+                      <m:t>U</m:t>
+                    </m:r>
+                  </m:e>
+                  <m:lim>
+                    <m:r>
+                      <m:t>˙</m:t>
+                    </m:r>
+                  </m:lim>
+                </m:limUpp>
+              </m:e>
+              <m:sub>
+                <m:r>
+                  <m:t>2</m:t>
+                </m:r>
+              </m:sub>
+            </m:sSub>
+          </m:e>
+          <m:e>
+            <m:sSub>
+              <m:e>
+                <m:limUpp>
+                  <m:e>
+                    <m:r>
+                      <m:t>U</m:t>
+                    </m:r>
+                  </m:e>
+                  <m:lim>
+                    <m:r>
+                      <m:t>˙</m:t>
+                    </m:r>
+                  </m:lim>
+                </m:limUpp>
+              </m:e>
+              <m:sub>
+                <m:r>
+                  <m:t>0</m:t>
+                </m:r>
+              </m:sub>
+            </m:sSub>
+          </m:e>
+        </m:eqArr>
+        <m:r>
+          <m:t>]</m:t>
+        </m:r>
+      </m:oMath>
+      <w:r>
+        <w:rPr>
+          <w:rFonts w:ascii="Times New Roman" w:hAnsi="Times New Roman"/>
+          <w:sz w:val="28"/>
+        </w:rPr>
+        <w:tab/>
+        <w:t>(8)</w:t>
+      </w:r>
+    </w:p>
+    <w:p>
+      <w:pPr/>
+      <w:r>
+        <w:t>где U_1, U_2, U_0 — симметричные составляющие прямой, обратной и нулевой последовательностей особой фазы А.</w:t>
+      </w:r>
+    </w:p>
+    <w:p>
+      <w:pPr>
+        <w:pStyle w:val="Heading3"/>
+      </w:pPr>
+      <w:r>
+        <w:t>4. Правило замкнутого треугольника</w:t>
+      </w:r>
+    </w:p>
+    <w:p>
+      <w:pPr/>
+      <w:r>
+        <w:t>Из формулы U_0 = (U_A + U_B + U_C)/3 следует: если геометрическая сумма векторов несимметричной системы равна нулю (замкнутый треугольник), то составляющая нулевой последовательности отсутствует (U_0 = 0). Справедливо для линейных (междуфазных) напряжений при любой несимметрии и для линейных токов в цепи без нулевого провода.</w:t>
+      </w:r>
+    </w:p>
+    <w:p>
+      <w:pPr>
+        <w:pStyle w:val="Heading3"/>
+      </w:pPr>
+      <w:r>
+        <w:t>5. Построение векторных диаграмм</w:t>
+      </w:r>
+    </w:p>
+    <w:p>
+      <w:pPr/>
+      <w:r>
+        <w:t>Алгоритм: на комплексной плоскости строят три системы векторов (звезда прямой, звезда обратной, три коллинеарных вектора нулевой последовательности). Вектор фазы А получают пофазным сложением I_A1 + I_A2 + I_A0 (параллельным переносом). Аналогично для фаз В и С с учётом сдвигов на a² и a. Результирующий вектор соединяет начало координат с концом последнего слагаемого.</w:t>
+      </w:r>
+    </w:p>
+    <w:p>
+      <w:pPr>
+        <w:pStyle w:val="Heading3"/>
+      </w:pPr>
+      <w:r>
+        <w:t>Контрольные вопросы</w:t>
+      </w:r>
+    </w:p>
+    <w:p>
+      <w:pPr>
+        <w:pStyle w:val="ListBullet"/>
+      </w:pPr>
+      <w:r>
+        <w:rPr>
+          <w:rFonts w:ascii="Times New Roman" w:hAnsi="Times New Roman"/>
+          <w:sz w:val="28"/>
+        </w:rPr>
+        <w:t>В чём физический и математический смысл теоремы Фортескью?</w:t>
+      </w:r>
+    </w:p>
+    <w:p>
+      <w:pPr>
+        <w:pStyle w:val="ListBullet"/>
+      </w:pPr>
+      <w:r>
+        <w:rPr>
+          <w:rFonts w:ascii="Times New Roman" w:hAnsi="Times New Roman"/>
+          <w:sz w:val="28"/>
+        </w:rPr>
+        <w:t>Назовите порядок чередования фаз и углы сдвига в системах прямой, обратной, нулевой последовательностей.</w:t>
+      </w:r>
+    </w:p>
+    <w:p>
+      <w:pPr>
+        <w:pStyle w:val="ListBullet"/>
+      </w:pPr>
+      <w:r>
+        <w:rPr>
+          <w:rFonts w:ascii="Times New Roman" w:hAnsi="Times New Roman"/>
+          <w:sz w:val="28"/>
+        </w:rPr>
+        <w:t>Запишите оператор a в алгебраической форме и докажите тождество 1 + a + a² = 0.</w:t>
+      </w:r>
+    </w:p>
+    <w:p>
+      <w:pPr>
+        <w:pStyle w:val="ListBullet"/>
+      </w:pPr>
+      <w:r>
+        <w:rPr>
+          <w:rFonts w:ascii="Times New Roman" w:hAnsi="Times New Roman"/>
+          <w:sz w:val="28"/>
+        </w:rPr>
+        <w:t>Опишите структуру матрицы Фортескью для обратного преобразования.</w:t>
+      </w:r>
+    </w:p>
+    <w:p>
+      <w:pPr>
+        <w:pStyle w:val="ListBullet"/>
+      </w:pPr>
+      <w:r>
+        <w:rPr>
+          <w:rFonts w:ascii="Times New Roman" w:hAnsi="Times New Roman"/>
+          <w:sz w:val="28"/>
+        </w:rPr>
+        <w:t>Почему в системе линейных напряжений отсутствует нулевая последовательность?</w:t>
+      </w:r>
+    </w:p>
+    <w:p>
+      <w:pPr>
+        <w:pStyle w:val="ListBullet"/>
+      </w:pPr>
+      <w:r>
+        <w:rPr>
+          <w:rFonts w:ascii="Times New Roman" w:hAnsi="Times New Roman"/>
+          <w:sz w:val="28"/>
+        </w:rPr>
+        <w:t>Сформулируйте алгоритм графического построения вектора тока фазы В.</w:t>
+      </w:r>
+    </w:p>
+    <w:p>
+      <w:pPr>
+        <w:pStyle w:val="Heading3"/>
+      </w:pPr>
+      <w:r>
+        <w:t>Лекция 3. Однофазное замыкание на землю (ОЗЗ): физика процесса, ёмкости фаз, граничные условия, схемы замещения нулевой последовательности</w:t>
+      </w:r>
+    </w:p>
+    <w:p>
+      <w:pPr/>
+      <w:r>
+        <w:t>ОЗЗ — наиболее частый вид повреждения в сетях 6–35 кВ. Понимание физики и аппарата МСС критично для выбора режима нейтрали и настройки релейной защиты.</w:t>
+      </w:r>
+    </w:p>
+    <w:p>
+      <w:pPr>
+        <w:pStyle w:val="Heading3"/>
+      </w:pPr>
+      <w:r>
+        <w:t>1. Физика процесса при ОЗЗ</w:t>
+      </w:r>
+    </w:p>
+    <w:p>
+      <w:pPr/>
+      <w:r>
+        <w:t>В нормальном режиме напряжения фаз симметричны, сумма ёмкостных токов равна нулю. При металлическом замыкании фазы А: напряжение повреждённой фазы падает до нуля (U_A = 0); напряжения здоровых фаз растут в √3 раз до линейных; потенциал нейтрали смещается (U_N = −E_A); ток в месте замыкания равен утроенному току нулевой последовательности (I_З = 3·I_0). Линейные напряжения не искажаются — потребители I и II категорий продолжают работу.</w:t>
+      </w:r>
+    </w:p>
+    <w:p>
+      <w:pPr/>
+      <w:r>
+        <w:t>Векторная диаграмма: вектор U_A коллапсирует в начало координат; векторы U_B, U_C удлиняются в √3 раз и разворачиваются на 30°; вектор U_N направлен противоположно E_A; вектор полного тока I_З опережает U_N на 90° (ёмкостный характер).</w:t>
+      </w:r>
+    </w:p>
+    <w:p>
+      <w:pPr>
+        <w:pStyle w:val="Heading3"/>
+      </w:pPr>
+      <w:r>
+        <w:t>2. Определение ёмкостных токов фаз</w:t>
+      </w:r>
+    </w:p>
+    <w:p>
+      <w:pPr>
+        <w:spacing w:before="120" w:after="120"/>
+        <w:jc w:val="center"/>
+      </w:pPr>
+      <m:oMath xmlns:mml="http://www.w3.org/1998/Math/MathML">
+        <m:sSub>
+          <m:e>
+            <m:r>
+              <m:t>I</m:t>
+            </m:r>
+          </m:e>
+          <m:sub>
+            <m:r>
+              <m:t>C</m:t>
+            </m:r>
+          </m:sub>
+        </m:sSub>
+        <m:r>
+          <m:t>=3·ω·</m:t>
+        </m:r>
+        <m:sSub>
+          <m:e>
+            <m:r>
+              <m:t>C</m:t>
+            </m:r>
+          </m:e>
+          <m:sub>
+            <m:r>
+              <m:t>0</m:t>
+            </m:r>
+          </m:sub>
+        </m:sSub>
+        <m:r>
+          <m:t>·</m:t>
+        </m:r>
+        <m:sSub>
+          <m:e>
+            <m:r>
+              <m:t>U</m:t>
+            </m:r>
+          </m:e>
+          <m:sub>
+            <m:r>
+              <m:t>ф</m:t>
+            </m:r>
+          </m:sub>
+        </m:sSub>
+        <m:r>
+          <m:t>·L,</m:t>
+        </m:r>
+        <m:sSub>
+          <m:e>
+            <m:r>
+              <m:t>I</m:t>
+            </m:r>
+          </m:e>
+          <m:sub>
+            <m:r>
+              <m:t>ОЗЗ</m:t>
+            </m:r>
+          </m:sub>
+        </m:sSub>
+        <m:r>
+          <m:t>=j</m:t>
+        </m:r>
+        <m:r>
+          <m:t>ω·</m:t>
+        </m:r>
+        <m:sSub>
+          <m:e>
+            <m:r>
+              <m:t>C</m:t>
+            </m:r>
+          </m:e>
+          <m:sub>
+            <m:r>
+              <m:t>Σ</m:t>
+            </m:r>
+          </m:sub>
+        </m:sSub>
+        <m:r>
+          <m:t>·</m:t>
+        </m:r>
+        <m:sSub>
+          <m:e>
+            <m:r>
+              <m:t>U</m:t>
+            </m:r>
+          </m:e>
+          <m:sub>
+            <m:r>
+              <m:t>A</m:t>
+            </m:r>
+          </m:sub>
+        </m:sSub>
+      </m:oMath>
+      <w:r>
+        <w:rPr>
+          <w:rFonts w:ascii="Times New Roman" w:hAnsi="Times New Roman"/>
+          <w:sz w:val="28"/>
+        </w:rPr>
+        <w:tab/>
+        <w:t>(9)</w:t>
+      </w:r>
+    </w:p>
+    <w:p>
+      <w:pPr/>
+      <w:r>
+        <w:t>где I_C — ёмкостный ток замыкания, А; ω — угловая частота (314 рад/с); C_0 — удельная ёмкость фазы относительно земли, Ф/км; C_Σ — суммарная ёмкость трёх фаз, Ф; U_ф — фазное напряжение, В; L — длина связанных линий, км.</w:t>
+      </w:r>
+    </w:p>
+    <w:p>
+      <w:pPr/>
+      <w:r>
+        <w:t>Эмпирические оценки: для кабельных линий I_C(КЛ) ≈ U_л·L/350 (удельный ток 1,0–1,2 А/км); для воздушных I_C(ВЛ) ≈ U_л·L/(350…400) (удельный ток 0,01–0,03 А/км).</w:t>
+      </w:r>
+    </w:p>
+    <w:p>
+      <w:pPr>
+        <w:pStyle w:val="Heading3"/>
+      </w:pPr>
+      <w:r>
+        <w:t>3. Граничные условия и анализ МСС</w:t>
+      </w:r>
+    </w:p>
+    <w:p>
+      <w:pPr>
+        <w:spacing w:before="120" w:after="120"/>
+        <w:jc w:val="center"/>
+      </w:pPr>
+      <m:oMath xmlns:mml="http://www.w3.org/1998/Math/MathML">
+        <m:sSub>
+          <m:e>
+            <m:r>
+              <m:t>I</m:t>
+            </m:r>
+          </m:e>
+          <m:sub>
+            <m:r>
+              <m:t>B</m:t>
+            </m:r>
+          </m:sub>
+        </m:sSub>
+        <m:r>
+          <m:t>=0,</m:t>
+        </m:r>
+        <m:sSub>
+          <m:e>
+            <m:r>
+              <m:t>I</m:t>
+            </m:r>
+          </m:e>
+          <m:sub>
+            <m:r>
+              <m:t>C</m:t>
+            </m:r>
+          </m:sub>
+        </m:sSub>
+        <m:r>
+          <m:t>=0,</m:t>
+        </m:r>
+        <m:sSub>
+          <m:e>
+            <m:r>
+              <m:t>U</m:t>
+            </m:r>
+          </m:e>
+          <m:sub>
+            <m:r>
+              <m:t>A</m:t>
+            </m:r>
+          </m:sub>
+        </m:sSub>
+        <m:r>
+          <m:t>=0</m:t>
+        </m:r>
+      </m:oMath>
+      <w:r>
+        <w:rPr>
+          <w:rFonts w:ascii="Times New Roman" w:hAnsi="Times New Roman"/>
+          <w:sz w:val="28"/>
+        </w:rPr>
+        <w:tab/>
+        <w:t>(10)</w:t>
+      </w:r>
+    </w:p>
+    <w:p>
+      <w:pPr>
+        <w:spacing w:before="120" w:after="120"/>
+        <w:jc w:val="center"/>
+      </w:pPr>
+      <m:oMath xmlns:mml="http://www.w3.org/1998/Math/MathML">
+        <m:sSub>
+          <m:e>
+            <m:limUpp>
+              <m:e>
+                <m:r>
+                  <m:t>I</m:t>
+                </m:r>
+              </m:e>
+              <m:lim>
+                <m:r>
+                  <m:t>˙</m:t>
+                </m:r>
+              </m:lim>
+            </m:limUpp>
+          </m:e>
+          <m:sub>
+            <m:r>
+              <m:t>A1</m:t>
+            </m:r>
+          </m:sub>
+        </m:sSub>
+        <m:r>
+          <m:t>=</m:t>
+        </m:r>
+        <m:sSub>
+          <m:e>
+            <m:limUpp>
+              <m:e>
+                <m:r>
+                  <m:t>I</m:t>
+                </m:r>
+              </m:e>
+              <m:lim>
+                <m:r>
+                  <m:t>˙</m:t>
+                </m:r>
+              </m:lim>
+            </m:limUpp>
+          </m:e>
+          <m:sub>
+            <m:r>
+              <m:t>A2</m:t>
+            </m:r>
+          </m:sub>
+        </m:sSub>
+        <m:r>
+          <m:t>=</m:t>
+        </m:r>
+        <m:sSub>
+          <m:e>
+            <m:limUpp>
+              <m:e>
+                <m:r>
+                  <m:t>I</m:t>
+                </m:r>
+              </m:e>
+              <m:lim>
+                <m:r>
+                  <m:t>˙</m:t>
+                </m:r>
+              </m:lim>
+            </m:limUpp>
+          </m:e>
+          <m:sub>
+            <m:r>
+              <m:t>A0</m:t>
+            </m:r>
+          </m:sub>
+        </m:sSub>
+        <m:r>
+          <m:t>=</m:t>
+        </m:r>
+        <m:f>
+          <m:fPr>
+            <m:type m:val="bar"/>
+          </m:fPr>
+          <m:num>
+            <m:r>
+              <m:t>1</m:t>
+            </m:r>
+          </m:num>
+          <m:den>
+            <m:r>
+              <m:t>3</m:t>
+            </m:r>
+          </m:den>
+        </m:f>
+        <m:sSub>
+          <m:e>
+            <m:limUpp>
+              <m:e>
+                <m:r>
+                  <m:t>I</m:t>
+                </m:r>
+              </m:e>
+              <m:lim>
+                <m:r>
+                  <m:t>˙</m:t>
+                </m:r>
+              </m:lim>
+            </m:limUpp>
+          </m:e>
+          <m:sub>
+            <m:r>
+              <m:t>A</m:t>
+            </m:r>
+          </m:sub>
+        </m:sSub>
+        <m:r>
+          <m:t>,</m:t>
+        </m:r>
+        <m:sSub>
+          <m:e>
+            <m:limUpp>
+              <m:e>
+                <m:r>
+                  <m:t>U</m:t>
+                </m:r>
+              </m:e>
+              <m:lim>
+                <m:r>
+                  <m:t>˙</m:t>
+                </m:r>
+              </m:lim>
+            </m:limUpp>
+          </m:e>
+          <m:sub>
+            <m:r>
+              <m:t>A1</m:t>
+            </m:r>
+          </m:sub>
+        </m:sSub>
+        <m:r>
+          <m:t>+</m:t>
+        </m:r>
+        <m:sSub>
+          <m:e>
+            <m:limUpp>
+              <m:e>
+                <m:r>
+                  <m:t>U</m:t>
+                </m:r>
+              </m:e>
+              <m:lim>
+                <m:r>
+                  <m:t>˙</m:t>
+                </m:r>
+              </m:lim>
+            </m:limUpp>
+          </m:e>
+          <m:sub>
+            <m:r>
+              <m:t>A2</m:t>
+            </m:r>
+          </m:sub>
+        </m:sSub>
+        <m:r>
+          <m:t>+</m:t>
+        </m:r>
+        <m:sSub>
+          <m:e>
+            <m:limUpp>
+              <m:e>
+                <m:r>
+                  <m:t>U</m:t>
+                </m:r>
+              </m:e>
+              <m:lim>
+                <m:r>
+                  <m:t>˙</m:t>
+                </m:r>
+              </m:lim>
+            </m:limUpp>
+          </m:e>
+          <m:sub>
+            <m:r>
+              <m:t>A0</m:t>
+            </m:r>
+          </m:sub>
+        </m:sSub>
+        <m:r>
+          <m:t>=0</m:t>
+        </m:r>
+      </m:oMath>
+      <w:r>
+        <w:rPr>
+          <w:rFonts w:ascii="Times New Roman" w:hAnsi="Times New Roman"/>
+          <w:sz w:val="28"/>
+        </w:rPr>
+        <w:tab/>
+        <w:t>(11)</w:t>
+      </w:r>
+    </w:p>
+    <w:p>
+      <w:pPr/>
+      <w:r>
+        <w:t>Равенство токов всех последовательностей означает последовательное соединение схем замещения прямой, обратной и нулевой последовательностей относительно точки КЗ.</w:t>
+      </w:r>
+    </w:p>
+    <w:p>
+      <w:pPr>
+        <w:pStyle w:val="Heading3"/>
+      </w:pPr>
+      <w:r>
+        <w:t>4. Составление схем замещения нулевой последовательности</w:t>
+      </w:r>
+    </w:p>
+    <w:p>
+      <w:pPr>
+        <w:pStyle w:val="ListBullet"/>
+      </w:pPr>
+      <w:r>
+        <w:rPr>
+          <w:rFonts w:ascii="Times New Roman" w:hAnsi="Times New Roman"/>
+          <w:sz w:val="28"/>
+        </w:rPr>
+        <w:t>Концом схемы считается точка ОЗЗ (источник U_к0 = −E_A), началом — земля (общая точка нулевого потенциала).</w:t>
+      </w:r>
+    </w:p>
+    <w:p>
+      <w:pPr>
+        <w:pStyle w:val="ListBullet"/>
+      </w:pPr>
+      <w:r>
+        <w:rPr>
+          <w:rFonts w:ascii="Times New Roman" w:hAnsi="Times New Roman"/>
+          <w:sz w:val="28"/>
+        </w:rPr>
+        <w:t>Токи 3·I_0 протекают только при наличии заземлённой нейтрали; при соединении «звезда без нуля» или «треугольник» ветвь обрывается (Z_0 = ∞).</w:t>
+      </w:r>
+    </w:p>
+    <w:p>
+      <w:pPr>
+        <w:pStyle w:val="ListBullet"/>
+      </w:pPr>
+      <w:r>
+        <w:rPr>
+          <w:rFonts w:ascii="Times New Roman" w:hAnsi="Times New Roman"/>
+          <w:sz w:val="28"/>
+        </w:rPr>
+        <w:t>Обмотка Y_0 пропускает токи I_0; обмотка «треугольник» замыкает их внутри контура (в схеме замыкается на нулевую шину).</w:t>
+      </w:r>
+    </w:p>
+    <w:p>
+      <w:pPr>
+        <w:pStyle w:val="ListBullet"/>
+      </w:pPr>
+      <w:r>
+        <w:rPr>
+          <w:rFonts w:ascii="Times New Roman" w:hAnsi="Times New Roman"/>
+          <w:sz w:val="28"/>
+        </w:rPr>
+        <w:t>Сопротивления в нейтрали (резистор, ДГР) вводятся утроенной величиной:</w:t>
+      </w:r>
+    </w:p>
+    <w:p>
+      <w:pPr>
+        <w:spacing w:before="120" w:after="120"/>
+        <w:jc w:val="center"/>
+      </w:pPr>
+      <m:oMath xmlns:mml="http://www.w3.org/1998/Math/MathML">
+        <m:sSub>
+          <m:e>
+            <m:r>
+              <m:t>Z</m:t>
+            </m:r>
+          </m:e>
+          <m:sub>
+            <m:r>
+              <m:t>0(экв)</m:t>
+            </m:r>
+          </m:sub>
+        </m:sSub>
+        <m:r>
+          <m:t>=3</m:t>
+        </m:r>
+        <m:sSub>
+          <m:e>
+            <m:r>
+              <m:t>R</m:t>
+            </m:r>
+          </m:e>
+          <m:sub>
+            <m:r>
+              <m:t>N</m:t>
+            </m:r>
+          </m:sub>
+        </m:sSub>
+        <m:r>
+          <m:rPr>
+            <m:nor/>
+          </m:rPr>
+          <m:t>или</m:t>
+        </m:r>
+        <m:sSub>
+          <m:e>
+            <m:r>
+              <m:t>Z</m:t>
+            </m:r>
+          </m:e>
+          <m:sub>
+            <m:r>
+              <m:t>0(экв)</m:t>
+            </m:r>
+          </m:sub>
+        </m:sSub>
+        <m:r>
+          <m:t>=j3</m:t>
+        </m:r>
+        <m:sSub>
+          <m:e>
+            <m:r>
+              <m:t>X</m:t>
+            </m:r>
+          </m:e>
+          <m:sub>
+            <m:r>
+              <m:t>L</m:t>
+            </m:r>
+          </m:sub>
+        </m:sSub>
+      </m:oMath>
+      <w:r>
+        <w:rPr>
+          <w:rFonts w:ascii="Times New Roman" w:hAnsi="Times New Roman"/>
+          <w:sz w:val="28"/>
+        </w:rPr>
+        <w:tab/>
+        <w:t>(12)</w:t>
+      </w:r>
+    </w:p>
+    <w:p>
+      <w:pPr>
+        <w:pStyle w:val="Heading3"/>
+      </w:pPr>
+      <w:r>
+        <w:t>Контрольные вопросы</w:t>
+      </w:r>
+    </w:p>
+    <w:p>
+      <w:pPr>
+        <w:pStyle w:val="ListBullet"/>
+      </w:pPr>
+      <w:r>
+        <w:rPr>
+          <w:rFonts w:ascii="Times New Roman" w:hAnsi="Times New Roman"/>
+          <w:sz w:val="28"/>
+        </w:rPr>
+        <w:t>Как изменяются напряжения здоровых фаз и нейтрали при металлическом ОЗЗ в сети 10 кВ?</w:t>
+      </w:r>
+    </w:p>
+    <w:p>
+      <w:pPr>
+        <w:pStyle w:val="ListBullet"/>
+      </w:pPr>
+      <w:r>
+        <w:rPr>
+          <w:rFonts w:ascii="Times New Roman" w:hAnsi="Times New Roman"/>
+          <w:sz w:val="28"/>
+        </w:rPr>
+        <w:t>Напишите формулу связи тока в месте замыкания I_З с током нулевой последовательности I_0.</w:t>
+      </w:r>
+    </w:p>
+    <w:p>
+      <w:pPr>
+        <w:pStyle w:val="ListBullet"/>
+      </w:pPr>
+      <w:r>
+        <w:rPr>
+          <w:rFonts w:ascii="Times New Roman" w:hAnsi="Times New Roman"/>
+          <w:sz w:val="28"/>
+        </w:rPr>
+        <w:t>Какие три граничных условия применяются при моделировании ОЗЗ фазы А?</w:t>
+      </w:r>
+    </w:p>
+    <w:p>
+      <w:pPr>
+        <w:pStyle w:val="ListBullet"/>
+      </w:pPr>
+      <w:r>
+        <w:rPr>
+          <w:rFonts w:ascii="Times New Roman" w:hAnsi="Times New Roman"/>
+          <w:sz w:val="28"/>
+        </w:rPr>
+        <w:t>Выведите соотношение I_A1 = I_A2 = I_A0 и укажите соединение схем замещения.</w:t>
+      </w:r>
+    </w:p>
+    <w:p>
+      <w:pPr>
+        <w:pStyle w:val="ListBullet"/>
+      </w:pPr>
+      <w:r>
+        <w:rPr>
+          <w:rFonts w:ascii="Times New Roman" w:hAnsi="Times New Roman"/>
+          <w:sz w:val="28"/>
+        </w:rPr>
+        <w:t>Почему сопротивление резистора R_N в нейтрали вносится как 3R_N?</w:t>
+      </w:r>
+    </w:p>
+    <w:p>
+      <w:pPr>
+        <w:pStyle w:val="ListBullet"/>
+      </w:pPr>
+      <w:r>
+        <w:rPr>
+          <w:rFonts w:ascii="Times New Roman" w:hAnsi="Times New Roman"/>
+          <w:sz w:val="28"/>
+        </w:rPr>
+        <w:t>Как соединение обмоток Y_0/Δ влияет на путь токов нулевой последовательности?</w:t>
+      </w:r>
+    </w:p>
+    <w:p>
+      <w:pPr>
+        <w:pStyle w:val="ListBullet"/>
+      </w:pPr>
+      <w:r>
+        <w:rPr>
+          <w:rFonts w:ascii="Times New Roman" w:hAnsi="Times New Roman"/>
+          <w:sz w:val="28"/>
+        </w:rPr>
+        <w:t>Объясните смысл фиктивного источника U_к0 в точке повреждения.</w:t>
+      </w:r>
+    </w:p>
+    <w:p>
+      <w:pPr>
+        <w:pStyle w:val="Heading2"/>
+      </w:pPr>
+      <w:r>
         <w:t>Модуль II. Сети с изолированной и компенсированной нейтралью</w:t>
+      </w:r>
+    </w:p>
+    <w:p>
+      <w:pPr>
+        <w:pStyle w:val="Heading3"/>
+      </w:pPr>
+      <w:r>
+        <w:t>Лекция 4. Сети с изолированной нейтралью (6–35 кВ): анализ установившихся режимов, достоинства и недостатки</w:t>
+      </w:r>
+    </w:p>
+    <w:p>
+      <w:pPr/>
+      <w:r>
+        <w:t>Режим изолированной нейтрали исторически базовый для сетей 6–35 кВ: нейтраль не имеет гальванической связи с землёй (или через ТН контроля изоляции).</w:t>
+      </w:r>
+    </w:p>
+    <w:p>
+      <w:pPr>
+        <w:pStyle w:val="Heading3"/>
+      </w:pPr>
+      <w:r>
+        <w:t>1. Расчётные формулы</w:t>
+      </w:r>
+    </w:p>
+    <w:p>
+      <w:pPr>
+        <w:spacing w:before="120" w:after="120"/>
+        <w:jc w:val="center"/>
+      </w:pPr>
+      <m:oMath xmlns:mml="http://www.w3.org/1998/Math/MathML">
+        <m:sSub>
+          <m:e>
+            <m:r>
+              <m:t>I</m:t>
+            </m:r>
+          </m:e>
+          <m:sub>
+            <m:r>
+              <m:t>C</m:t>
+            </m:r>
+          </m:sub>
+        </m:sSub>
+        <m:r>
+          <m:t>=3·ω·</m:t>
+        </m:r>
+        <m:sSub>
+          <m:e>
+            <m:r>
+              <m:t>C</m:t>
+            </m:r>
+          </m:e>
+          <m:sub>
+            <m:r>
+              <m:t>0</m:t>
+            </m:r>
+          </m:sub>
+        </m:sSub>
+        <m:r>
+          <m:t>·</m:t>
+        </m:r>
+        <m:sSub>
+          <m:e>
+            <m:r>
+              <m:t>U</m:t>
+            </m:r>
+          </m:e>
+          <m:sub>
+            <m:r>
+              <m:t>ф</m:t>
+            </m:r>
+          </m:sub>
+        </m:sSub>
+        <m:r>
+          <m:t>·L,</m:t>
+        </m:r>
+        <m:sSub>
+          <m:e>
+            <m:r>
+              <m:t>I</m:t>
+            </m:r>
+          </m:e>
+          <m:sub>
+            <m:r>
+              <m:t>C</m:t>
+            </m:r>
+          </m:sub>
+        </m:sSub>
+        <m:r>
+          <m:t>=3·ω·</m:t>
+        </m:r>
+        <m:sSub>
+          <m:e>
+            <m:r>
+              <m:t>C</m:t>
+            </m:r>
+          </m:e>
+          <m:sub>
+            <m:r>
+              <m:t>Σ</m:t>
+            </m:r>
+          </m:sub>
+        </m:sSub>
+        <m:r>
+          <m:t>·</m:t>
+        </m:r>
+        <m:sSub>
+          <m:e>
+            <m:r>
+              <m:t>U</m:t>
+            </m:r>
+          </m:e>
+          <m:sub>
+            <m:r>
+              <m:t>ф</m:t>
+            </m:r>
+          </m:sub>
+        </m:sSub>
+        <m:r>
+          <m:t>,</m:t>
+        </m:r>
+        <m:sSub>
+          <m:e>
+            <m:r>
+              <m:t>I</m:t>
+            </m:r>
+          </m:e>
+          <m:sub>
+            <m:r>
+              <m:t>ОЗЗ</m:t>
+            </m:r>
+          </m:sub>
+        </m:sSub>
+        <m:r>
+          <m:t>=</m:t>
+        </m:r>
+        <m:sSub>
+          <m:e>
+            <m:r>
+              <m:t>I</m:t>
+            </m:r>
+          </m:e>
+          <m:sub>
+            <m:r>
+              <m:t>C</m:t>
+            </m:r>
+          </m:sub>
+        </m:sSub>
+      </m:oMath>
+      <w:r>
+        <w:rPr>
+          <w:rFonts w:ascii="Times New Roman" w:hAnsi="Times New Roman"/>
+          <w:sz w:val="28"/>
+        </w:rPr>
+        <w:tab/>
+        <w:t>(13)</w:t>
+      </w:r>
+    </w:p>
+    <w:p>
+      <w:pPr/>
+      <w:r>
+        <w:t>где I_C — ёмкостный ток ОЗЗ, А; ω — угловая частота (314 рад/с); C_0 — удельная ёмкость фазы, Ф/км; C_Σ — суммарная ёмкость трёх фаз, Ф; U_ф — фазное напряжение, В; L — длина связанных линий, км. Удельный ток: КЛ 6–10 кВ — 1,0–1,2 А/км, ВЛ — 0,01–0,03 А/км.</w:t>
+      </w:r>
+    </w:p>
+    <w:p>
+      <w:pPr>
+        <w:pStyle w:val="Heading3"/>
+      </w:pPr>
+      <w:r>
+        <w:t>2. Анализ режимов</w:t>
+      </w:r>
+    </w:p>
+    <w:p>
+      <w:pPr/>
+      <w:r>
+        <w:t>Нормальный режим: напряжения фаз симметричны, U_N = 0. Режим ОЗЗ: U_A = 0; напряжения здоровых фаз растут в √3 раз до линейных; U_N = −E_A; линейные напряжения симметричны и неизменны. Векторная диаграмма: U_A коллапсирует в центр, U_B и U_C удлиняются в √3, угол между ними сужается до 60°, U_N противоположен E_A, ток I_C опережает U_N на 90°. Схема замещения нулевой последовательности: ветвь источника разорвана (Z_0 = ∞), ток течёт через ёмкости фаз 3·C_0 и землю.</w:t>
+      </w:r>
+    </w:p>
+    <w:p>
+      <w:pPr>
+        <w:pStyle w:val="Heading3"/>
+      </w:pPr>
+      <w:r>
+        <w:t>3. Пошаговый алгоритм работы при ОЗЗ</w:t>
+      </w:r>
+    </w:p>
+    <w:p>
+      <w:pPr>
+        <w:pStyle w:val="ListBullet"/>
+      </w:pPr>
+      <w:r>
+        <w:rPr>
+          <w:rFonts w:ascii="Times New Roman" w:hAnsi="Times New Roman"/>
+          <w:sz w:val="28"/>
+        </w:rPr>
+        <w:t>ТН контроля изоляции (НТМИ, ЗНОЛ) фиксирует 3·U_0 ≥ 15…30 В.</w:t>
+      </w:r>
+    </w:p>
+    <w:p>
+      <w:pPr>
+        <w:pStyle w:val="ListBullet"/>
+      </w:pPr>
+      <w:r>
+        <w:rPr>
+          <w:rFonts w:ascii="Times New Roman" w:hAnsi="Times New Roman"/>
+          <w:sz w:val="28"/>
+        </w:rPr>
+        <w:t>Защита от ОЗЗ работает «на сигнал», не отключая фидер.</w:t>
+      </w:r>
+    </w:p>
+    <w:p>
+      <w:pPr>
+        <w:pStyle w:val="ListBullet"/>
+      </w:pPr>
+      <w:r>
+        <w:rPr>
+          <w:rFonts w:ascii="Times New Roman" w:hAnsi="Times New Roman"/>
+          <w:sz w:val="28"/>
+        </w:rPr>
+        <w:t>Персонал последовательно ищет повреждённый кабель отключениями.</w:t>
+      </w:r>
+    </w:p>
+    <w:p>
+      <w:pPr>
+        <w:pStyle w:val="ListBullet"/>
+      </w:pPr>
+      <w:r>
+        <w:rPr>
+          <w:rFonts w:ascii="Times New Roman" w:hAnsi="Times New Roman"/>
+          <w:sz w:val="28"/>
+        </w:rPr>
+        <w:t>При перерастании ОЗЗ в двухфазное КЗ срабатывает МТЗ.</w:t>
+      </w:r>
+    </w:p>
+    <w:p>
+      <w:pPr>
+        <w:pStyle w:val="Heading3"/>
+      </w:pPr>
+      <w:r>
+        <w:t>4. Достоинства</w:t>
+      </w:r>
+    </w:p>
+    <w:p>
+      <w:pPr/>
+      <w:r>
+        <w:t>Бесперебойность (двигатели 6–10 кВ продолжают работу); допустимое время работы с ОЗЗ до 2 ч (в ряде случаев до 6 ч) по ПТЭ; экономичность (нет затрат на ДГР/резисторы); самогашение дуги при малых токах (до 5–10 А).</w:t>
+      </w:r>
+    </w:p>
+    <w:p>
+      <w:pPr>
+        <w:pStyle w:val="Heading3"/>
+      </w:pPr>
+      <w:r>
+        <w:t>5. Недостатки</w:t>
+      </w:r>
+    </w:p>
+    <w:tbl>
+      <w:tblPr>
+        <w:tblW w:type="auto" w:w="0"/>
+        <w:jc w:val="center"/>
+        <w:tblLook w:firstColumn="1" w:firstRow="1" w:lastColumn="0" w:lastRow="0" w:noHBand="0" w:noVBand="1" w:val="04A0"/>
+        <w:tblBorders>
+          <w:top w:val="single" w:sz="4" w:space="0" w:color="000000"/>
+          <w:left w:val="single" w:sz="4" w:space="0" w:color="000000"/>
+          <w:bottom w:val="single" w:sz="4" w:space="0" w:color="000000"/>
+          <w:right w:val="single" w:sz="4" w:space="0" w:color="000000"/>
+          <w:insideH w:val="single" w:sz="4" w:space="0" w:color="000000"/>
+          <w:insideV w:val="single" w:sz="4" w:space="0" w:color="000000"/>
+        </w:tblBorders>
+      </w:tblPr>
+      <w:tblGrid>
+        <w:gridCol w:w="4320"/>
+        <w:gridCol w:w="4320"/>
+      </w:tblGrid>
+      <w:tr>
+        <w:tc>
+          <w:tcPr>
+            <w:tcW w:type="dxa" w:w="4320"/>
+            <w:vAlign w:val="center"/>
+          </w:tcPr>
+          <w:p>
+            <w:pPr>
+              <w:spacing w:after="40" w:before="40" w:line="240" w:lineRule="auto"/>
+              <w:jc w:val="center"/>
+            </w:pPr>
+            <w:r>
+              <w:rPr>
+                <w:rFonts w:ascii="Times New Roman" w:hAnsi="Times New Roman" w:cs="Times New Roman" w:eastAsia="Times New Roman"/>
+                <w:sz w:val="24"/>
+              </w:rPr>
+            </w:r>
+            <w:r>
+              <w:rPr>
+                <w:rFonts w:ascii="Times New Roman" w:hAnsi="Times New Roman" w:cs="Times New Roman" w:eastAsia="Times New Roman"/>
+                <w:b/>
+                <w:sz w:val="24"/>
+              </w:rPr>
+              <w:t>Недостаток</w:t>
+            </w:r>
+          </w:p>
+        </w:tc>
+        <w:tc>
+          <w:tcPr>
+            <w:tcW w:type="dxa" w:w="4320"/>
+            <w:vAlign w:val="center"/>
+          </w:tcPr>
+          <w:p>
+            <w:pPr>
+              <w:spacing w:after="40" w:before="40" w:line="240" w:lineRule="auto"/>
+              <w:jc w:val="center"/>
+            </w:pPr>
+            <w:r>
+              <w:rPr>
+                <w:rFonts w:ascii="Times New Roman" w:hAnsi="Times New Roman" w:cs="Times New Roman" w:eastAsia="Times New Roman"/>
+                <w:sz w:val="24"/>
+              </w:rPr>
+            </w:r>
+            <w:r>
+              <w:rPr>
+                <w:rFonts w:ascii="Times New Roman" w:hAnsi="Times New Roman" w:cs="Times New Roman" w:eastAsia="Times New Roman"/>
+                <w:b/>
+                <w:sz w:val="24"/>
+              </w:rPr>
+              <w:t>Суть и последствия</w:t>
+            </w:r>
+          </w:p>
+        </w:tc>
+      </w:tr>
+      <w:tr>
+        <w:tc>
+          <w:tcPr>
+            <w:tcW w:type="dxa" w:w="4320"/>
+            <w:vAlign w:val="center"/>
+          </w:tcPr>
+          <w:p>
+            <w:pPr>
+              <w:spacing w:after="40" w:before="40" w:line="240" w:lineRule="auto"/>
+            </w:pPr>
+            <w:r>
+              <w:rPr>
+                <w:rFonts w:ascii="Times New Roman" w:hAnsi="Times New Roman" w:cs="Times New Roman" w:eastAsia="Times New Roman"/>
+                <w:sz w:val="24"/>
+              </w:rPr>
+            </w:r>
+            <w:r>
+              <w:rPr>
+                <w:rFonts w:ascii="Times New Roman" w:hAnsi="Times New Roman" w:cs="Times New Roman" w:eastAsia="Times New Roman"/>
+                <w:sz w:val="24"/>
+              </w:rPr>
+              <w:t>Дуговые перенапряжения</w:t>
+            </w:r>
+          </w:p>
+        </w:tc>
+        <w:tc>
+          <w:tcPr>
+            <w:tcW w:type="dxa" w:w="4320"/>
+            <w:vAlign w:val="center"/>
+          </w:tcPr>
+          <w:p>
+            <w:pPr>
+              <w:spacing w:after="40" w:before="40" w:line="240" w:lineRule="auto"/>
+            </w:pPr>
+            <w:r>
+              <w:rPr>
+                <w:rFonts w:ascii="Times New Roman" w:hAnsi="Times New Roman" w:cs="Times New Roman" w:eastAsia="Times New Roman"/>
+                <w:sz w:val="24"/>
+              </w:rPr>
+            </w:r>
+            <w:r>
+              <w:rPr>
+                <w:rFonts w:ascii="Times New Roman" w:hAnsi="Times New Roman" w:cs="Times New Roman" w:eastAsia="Times New Roman"/>
+                <w:sz w:val="24"/>
+              </w:rPr>
+              <w:t>До 80 % пробоев дуговые; эскалация на здоровых фазах до 3,0–3,5 U_ф (до 3,8 U_ф).</w:t>
+            </w:r>
+          </w:p>
+        </w:tc>
+      </w:tr>
+      <w:tr>
+        <w:tc>
+          <w:tcPr>
+            <w:tcW w:type="dxa" w:w="4320"/>
+            <w:vAlign w:val="center"/>
+          </w:tcPr>
+          <w:p>
+            <w:pPr>
+              <w:spacing w:after="40" w:before="40" w:line="240" w:lineRule="auto"/>
+            </w:pPr>
+            <w:r>
+              <w:rPr>
+                <w:rFonts w:ascii="Times New Roman" w:hAnsi="Times New Roman" w:cs="Times New Roman" w:eastAsia="Times New Roman"/>
+                <w:sz w:val="24"/>
+              </w:rPr>
+            </w:r>
+            <w:r>
+              <w:rPr>
+                <w:rFonts w:ascii="Times New Roman" w:hAnsi="Times New Roman" w:cs="Times New Roman" w:eastAsia="Times New Roman"/>
+                <w:sz w:val="24"/>
+              </w:rPr>
+              <w:t>Многоместные пробои</w:t>
+            </w:r>
+          </w:p>
+        </w:tc>
+        <w:tc>
+          <w:tcPr>
+            <w:tcW w:type="dxa" w:w="4320"/>
+            <w:vAlign w:val="center"/>
+          </w:tcPr>
+          <w:p>
+            <w:pPr>
+              <w:spacing w:after="40" w:before="40" w:line="240" w:lineRule="auto"/>
+            </w:pPr>
+            <w:r>
+              <w:rPr>
+                <w:rFonts w:ascii="Times New Roman" w:hAnsi="Times New Roman" w:cs="Times New Roman" w:eastAsia="Times New Roman"/>
+                <w:sz w:val="24"/>
+              </w:rPr>
+            </w:r>
+            <w:r>
+              <w:rPr>
+                <w:rFonts w:ascii="Times New Roman" w:hAnsi="Times New Roman" w:cs="Times New Roman" w:eastAsia="Times New Roman"/>
+                <w:sz w:val="24"/>
+              </w:rPr>
+              <w:t>Перенапряжения охватывают всю сеть; вторичный пробой → двойное КЗ.</w:t>
+            </w:r>
+          </w:p>
+        </w:tc>
+      </w:tr>
+      <w:tr>
+        <w:tc>
+          <w:tcPr>
+            <w:tcW w:type="dxa" w:w="4320"/>
+            <w:vAlign w:val="center"/>
+          </w:tcPr>
+          <w:p>
+            <w:pPr>
+              <w:spacing w:after="40" w:before="40" w:line="240" w:lineRule="auto"/>
+            </w:pPr>
+            <w:r>
+              <w:rPr>
+                <w:rFonts w:ascii="Times New Roman" w:hAnsi="Times New Roman" w:cs="Times New Roman" w:eastAsia="Times New Roman"/>
+                <w:sz w:val="24"/>
+              </w:rPr>
+            </w:r>
+            <w:r>
+              <w:rPr>
+                <w:rFonts w:ascii="Times New Roman" w:hAnsi="Times New Roman" w:cs="Times New Roman" w:eastAsia="Times New Roman"/>
+                <w:sz w:val="24"/>
+              </w:rPr>
+              <w:t>Феррорезонанс</w:t>
+            </w:r>
+          </w:p>
+        </w:tc>
+        <w:tc>
+          <w:tcPr>
+            <w:tcW w:type="dxa" w:w="4320"/>
+            <w:vAlign w:val="center"/>
+          </w:tcPr>
+          <w:p>
+            <w:pPr>
+              <w:spacing w:after="40" w:before="40" w:line="240" w:lineRule="auto"/>
+            </w:pPr>
+            <w:r>
+              <w:rPr>
+                <w:rFonts w:ascii="Times New Roman" w:hAnsi="Times New Roman" w:cs="Times New Roman" w:eastAsia="Times New Roman"/>
+                <w:sz w:val="24"/>
+              </w:rPr>
+            </w:r>
+            <w:r>
+              <w:rPr>
+                <w:rFonts w:ascii="Times New Roman" w:hAnsi="Times New Roman" w:cs="Times New Roman" w:eastAsia="Times New Roman"/>
+                <w:sz w:val="24"/>
+              </w:rPr>
+              <w:t>Взаимодействие ёмкости сети и нелинейной индуктивности ТН → взрыв ТН.</w:t>
+            </w:r>
+          </w:p>
+        </w:tc>
+      </w:tr>
+      <w:tr>
+        <w:tc>
+          <w:tcPr>
+            <w:tcW w:type="dxa" w:w="4320"/>
+            <w:vAlign w:val="center"/>
+          </w:tcPr>
+          <w:p>
+            <w:pPr>
+              <w:spacing w:after="40" w:before="40" w:line="240" w:lineRule="auto"/>
+            </w:pPr>
+            <w:r>
+              <w:rPr>
+                <w:rFonts w:ascii="Times New Roman" w:hAnsi="Times New Roman" w:cs="Times New Roman" w:eastAsia="Times New Roman"/>
+                <w:sz w:val="24"/>
+              </w:rPr>
+            </w:r>
+            <w:r>
+              <w:rPr>
+                <w:rFonts w:ascii="Times New Roman" w:hAnsi="Times New Roman" w:cs="Times New Roman" w:eastAsia="Times New Roman"/>
+                <w:sz w:val="24"/>
+              </w:rPr>
+              <w:t>Удорожание изоляции</w:t>
+            </w:r>
+          </w:p>
+        </w:tc>
+        <w:tc>
+          <w:tcPr>
+            <w:tcW w:type="dxa" w:w="4320"/>
+            <w:vAlign w:val="center"/>
+          </w:tcPr>
+          <w:p>
+            <w:pPr>
+              <w:spacing w:after="40" w:before="40" w:line="240" w:lineRule="auto"/>
+            </w:pPr>
+            <w:r>
+              <w:rPr>
+                <w:rFonts w:ascii="Times New Roman" w:hAnsi="Times New Roman" w:cs="Times New Roman" w:eastAsia="Times New Roman"/>
+                <w:sz w:val="24"/>
+              </w:rPr>
+            </w:r>
+            <w:r>
+              <w:rPr>
+                <w:rFonts w:ascii="Times New Roman" w:hAnsi="Times New Roman" w:cs="Times New Roman" w:eastAsia="Times New Roman"/>
+                <w:sz w:val="24"/>
+              </w:rPr>
+              <w:t>Изоляция рассчитывается на линейное напряжение.</w:t>
+            </w:r>
+          </w:p>
+        </w:tc>
+      </w:tr>
+      <w:tr>
+        <w:tc>
+          <w:tcPr>
+            <w:tcW w:type="dxa" w:w="4320"/>
+            <w:vAlign w:val="center"/>
+          </w:tcPr>
+          <w:p>
+            <w:pPr>
+              <w:spacing w:after="40" w:before="40" w:line="240" w:lineRule="auto"/>
+            </w:pPr>
+            <w:r>
+              <w:rPr>
+                <w:rFonts w:ascii="Times New Roman" w:hAnsi="Times New Roman" w:cs="Times New Roman" w:eastAsia="Times New Roman"/>
+                <w:sz w:val="24"/>
+              </w:rPr>
+            </w:r>
+            <w:r>
+              <w:rPr>
+                <w:rFonts w:ascii="Times New Roman" w:hAnsi="Times New Roman" w:cs="Times New Roman" w:eastAsia="Times New Roman"/>
+                <w:sz w:val="24"/>
+              </w:rPr>
+              <w:t>Сложность РЗ</w:t>
+            </w:r>
+          </w:p>
+        </w:tc>
+        <w:tc>
+          <w:tcPr>
+            <w:tcW w:type="dxa" w:w="4320"/>
+            <w:vAlign w:val="center"/>
+          </w:tcPr>
+          <w:p>
+            <w:pPr>
+              <w:spacing w:after="40" w:before="40" w:line="240" w:lineRule="auto"/>
+            </w:pPr>
+            <w:r>
+              <w:rPr>
+                <w:rFonts w:ascii="Times New Roman" w:hAnsi="Times New Roman" w:cs="Times New Roman" w:eastAsia="Times New Roman"/>
+                <w:sz w:val="24"/>
+              </w:rPr>
+            </w:r>
+            <w:r>
+              <w:rPr>
+                <w:rFonts w:ascii="Times New Roman" w:hAnsi="Times New Roman" w:cs="Times New Roman" w:eastAsia="Times New Roman"/>
+                <w:sz w:val="24"/>
+              </w:rPr>
+              <w:t>Малые токи, соизмеримые с небалансом → ложные срабатывания.</w:t>
+            </w:r>
+          </w:p>
+        </w:tc>
+      </w:tr>
+      <w:tr>
+        <w:tc>
+          <w:tcPr>
+            <w:tcW w:type="dxa" w:w="4320"/>
+            <w:vAlign w:val="center"/>
+          </w:tcPr>
+          <w:p>
+            <w:pPr>
+              <w:spacing w:after="40" w:before="40" w:line="240" w:lineRule="auto"/>
+            </w:pPr>
+            <w:r>
+              <w:rPr>
+                <w:rFonts w:ascii="Times New Roman" w:hAnsi="Times New Roman" w:cs="Times New Roman" w:eastAsia="Times New Roman"/>
+                <w:sz w:val="24"/>
+              </w:rPr>
+            </w:r>
+            <w:r>
+              <w:rPr>
+                <w:rFonts w:ascii="Times New Roman" w:hAnsi="Times New Roman" w:cs="Times New Roman" w:eastAsia="Times New Roman"/>
+                <w:sz w:val="24"/>
+              </w:rPr>
+              <w:t>Электробезопасность</w:t>
+            </w:r>
+          </w:p>
+        </w:tc>
+        <w:tc>
+          <w:tcPr>
+            <w:tcW w:type="dxa" w:w="4320"/>
+            <w:vAlign w:val="center"/>
+          </w:tcPr>
+          <w:p>
+            <w:pPr>
+              <w:spacing w:after="40" w:before="40" w:line="240" w:lineRule="auto"/>
+            </w:pPr>
+            <w:r>
+              <w:rPr>
+                <w:rFonts w:ascii="Times New Roman" w:hAnsi="Times New Roman" w:cs="Times New Roman" w:eastAsia="Times New Roman"/>
+                <w:sz w:val="24"/>
+              </w:rPr>
+            </w:r>
+            <w:r>
+              <w:rPr>
+                <w:rFonts w:ascii="Times New Roman" w:hAnsi="Times New Roman" w:cs="Times New Roman" w:eastAsia="Times New Roman"/>
+                <w:sz w:val="24"/>
+              </w:rPr>
+              <w:t>Длительное протекание тока → опасные напряжения шага и прикосновения.</w:t>
+            </w:r>
+          </w:p>
+        </w:tc>
+      </w:tr>
+    </w:tbl>
+    <w:p>
+      <w:pPr>
+        <w:pStyle w:val="Heading3"/>
+      </w:pPr>
+      <w:r>
+        <w:t>6. Связь с категориями надёжности</w:t>
+      </w:r>
+    </w:p>
+    <w:p>
+      <w:pPr/>
+      <w:r>
+        <w:t>Потребители I и II категорий (ГПП, ЦРП) выигрывают от отсутствия немедленного отключения, но рискуют развитием двухфазного КЗ. По стандартам Россети режим изолированной нейтрали признан неэффективным и подлежит замене на резистивное заземление.</w:t>
+      </w:r>
+    </w:p>
+    <w:p>
+      <w:pPr>
+        <w:pStyle w:val="Heading3"/>
+      </w:pPr>
+      <w:r>
+        <w:t>Контрольные вопросы</w:t>
+      </w:r>
+    </w:p>
+    <w:p>
+      <w:pPr>
+        <w:pStyle w:val="ListBullet"/>
+      </w:pPr>
+      <w:r>
+        <w:rPr>
+          <w:rFonts w:ascii="Times New Roman" w:hAnsi="Times New Roman"/>
+          <w:sz w:val="28"/>
+        </w:rPr>
+        <w:t>Как изменяются векторы напряжений здоровых фаз и нейтрали при металлическом ОЗЗ?</w:t>
+      </w:r>
+    </w:p>
+    <w:p>
+      <w:pPr>
+        <w:pStyle w:val="ListBullet"/>
+      </w:pPr>
+      <w:r>
+        <w:rPr>
+          <w:rFonts w:ascii="Times New Roman" w:hAnsi="Times New Roman"/>
+          <w:sz w:val="28"/>
+        </w:rPr>
+        <w:t>Напишите формулу ёмкостного тока I_C и поясните параметры.</w:t>
+      </w:r>
+    </w:p>
+    <w:p>
+      <w:pPr>
+        <w:pStyle w:val="ListBullet"/>
+      </w:pPr>
+      <w:r>
+        <w:rPr>
+          <w:rFonts w:ascii="Times New Roman" w:hAnsi="Times New Roman"/>
+          <w:sz w:val="28"/>
+        </w:rPr>
+        <w:t>Почему ПТЭ допускают работу с ОЗЗ 2–6 ч и для кого это критично?</w:t>
+      </w:r>
+    </w:p>
+    <w:p>
+      <w:pPr>
+        <w:pStyle w:val="ListBullet"/>
+      </w:pPr>
+      <w:r>
+        <w:rPr>
+          <w:rFonts w:ascii="Times New Roman" w:hAnsi="Times New Roman"/>
+          <w:sz w:val="28"/>
+        </w:rPr>
+        <w:t>Опишите механизм перехода дугового ОЗЗ в двойное КЗ.</w:t>
+      </w:r>
+    </w:p>
+    <w:p>
+      <w:pPr>
+        <w:pStyle w:val="ListBullet"/>
+      </w:pPr>
+      <w:r>
+        <w:rPr>
+          <w:rFonts w:ascii="Times New Roman" w:hAnsi="Times New Roman"/>
+          <w:sz w:val="28"/>
+        </w:rPr>
+        <w:t>До какой кратности U_ф растут дуговые перенапряжения?</w:t>
+      </w:r>
+    </w:p>
+    <w:p>
+      <w:pPr>
+        <w:pStyle w:val="ListBullet"/>
+      </w:pPr>
+      <w:r>
+        <w:rPr>
+          <w:rFonts w:ascii="Times New Roman" w:hAnsi="Times New Roman"/>
+          <w:sz w:val="28"/>
+        </w:rPr>
+        <w:t>Почему эксплуатация ТН типа НТМИ в изолированной сети опасна?</w:t>
+      </w:r>
+    </w:p>
+    <w:p>
+      <w:pPr>
+        <w:pStyle w:val="ListBullet"/>
+      </w:pPr>
+      <w:r>
+        <w:rPr>
+          <w:rFonts w:ascii="Times New Roman" w:hAnsi="Times New Roman"/>
+          <w:sz w:val="28"/>
+        </w:rPr>
+        <w:t>Почему длительное ОЗЗ ухудшает электробезопасность?</w:t>
+      </w:r>
+    </w:p>
+    <w:p>
+      <w:pPr>
+        <w:pStyle w:val="Heading3"/>
+      </w:pPr>
+      <w:r>
+        <w:t>Лекция 5. Дуговые перенапряжения: физика перемежающейся дуги, перезарядка ёмкостей, эскалация до 3,5 U_ф</w:t>
+      </w:r>
+    </w:p>
+    <w:p>
+      <w:pPr/>
+      <w:r>
+        <w:t>В изолированных сетях до 80 % ОЗЗ (на КЛ) носят дуговой характер. Дуга периодически гаснет и зажигается (перемежающаяся), вызывая опасные перенапряжения во всей связанной сети.</w:t>
+      </w:r>
+    </w:p>
+    <w:p>
+      <w:pPr>
+        <w:pStyle w:val="Heading3"/>
+      </w:pPr>
+      <w:r>
+        <w:t>1. Физика перемежающейся дуги и перезарядка ёмкостей</w:t>
+      </w:r>
+    </w:p>
+    <w:p>
+      <w:pPr/>
+      <w:r>
+        <w:t>При пробое образуется канал плазмы, в контуре «индуктивность источника — ёмкости сети» возникают высокочастотные колебания (сотни–тысячи Гц). При гашении дуги (переход тока через нуль) на ёмкостях здоровых фаз остаётся избыточный заряд, на нейтрали — напряжение смещения U_N. Из-за отсутствия пути стекания (нейтраль изолирована) сеть остаётся заряженной.</w:t>
+      </w:r>
+    </w:p>
+    <w:p>
+      <w:pPr>
+        <w:spacing w:before="120" w:after="120"/>
+        <w:jc w:val="center"/>
+      </w:pPr>
+      <m:oMath xmlns:mml="http://www.w3.org/1998/Math/MathML">
+        <m:sSub>
+          <m:e>
+            <m:r>
+              <m:t>U</m:t>
+            </m:r>
+          </m:e>
+          <m:sub>
+            <m:r>
+              <m:t>N</m:t>
+            </m:r>
+          </m:sub>
+        </m:sSub>
+        <m:r>
+          <m:t>(t)=</m:t>
+        </m:r>
+        <m:sSub>
+          <m:e>
+            <m:r>
+              <m:t>U</m:t>
+            </m:r>
+          </m:e>
+          <m:sub>
+            <m:r>
+              <m:t>N.нач</m:t>
+            </m:r>
+          </m:sub>
+        </m:sSub>
+        <m:r>
+          <m:t>·</m:t>
+        </m:r>
+        <m:sSup>
+          <m:e>
+            <m:r>
+              <m:t>e</m:t>
+            </m:r>
+          </m:e>
+          <m:sup>
+            <m:r>
+              <m:t>−t/τ</m:t>
+            </m:r>
+          </m:sup>
+        </m:sSup>
+        <m:r>
+          <m:t>,</m:t>
+        </m:r>
+        <m:r>
+          <m:t>τ=</m:t>
+        </m:r>
+        <m:sSub>
+          <m:e>
+            <m:r>
+              <m:t>R</m:t>
+            </m:r>
+          </m:e>
+          <m:sub>
+            <m:r>
+              <m:t>Σ</m:t>
+            </m:r>
+          </m:sub>
+        </m:sSub>
+        <m:r>
+          <m:t>·3</m:t>
+        </m:r>
+        <m:sSub>
+          <m:e>
+            <m:r>
+              <m:t>C</m:t>
+            </m:r>
+          </m:e>
+          <m:sub>
+            <m:r>
+              <m:t>0</m:t>
+            </m:r>
+          </m:sub>
+        </m:sSub>
+      </m:oMath>
+      <w:r>
+        <w:rPr>
+          <w:rFonts w:ascii="Times New Roman" w:hAnsi="Times New Roman"/>
+          <w:sz w:val="28"/>
+        </w:rPr>
+        <w:tab/>
+        <w:t>(14)</w:t>
+      </w:r>
+    </w:p>
+    <w:p>
+      <w:pPr>
+        <w:spacing w:before="120" w:after="120"/>
+        <w:jc w:val="center"/>
+      </w:pPr>
+      <m:oMath xmlns:mml="http://www.w3.org/1998/Math/MathML">
+        <m:sSub>
+          <m:e>
+            <m:r>
+              <m:t>f</m:t>
+            </m:r>
+          </m:e>
+          <m:sub>
+            <m:r>
+              <m:t>вч</m:t>
+            </m:r>
+          </m:sub>
+        </m:sSub>
+        <m:r>
+          <m:t>=</m:t>
+        </m:r>
+        <m:f>
+          <m:fPr>
+            <m:type m:val="bar"/>
+          </m:fPr>
+          <m:num>
+            <m:r>
+              <m:t>1</m:t>
+            </m:r>
+          </m:num>
+          <m:den>
+            <m:r>
+              <m:t>2π</m:t>
+            </m:r>
+            <m:rad>
+              <m:radPr>
+                <m:degHide m:val="on"/>
+              </m:radPr>
+              <m:deg/>
+              <m:e>
+                <m:sSub>
+                  <m:e>
+                    <m:r>
+                      <m:t>L</m:t>
+                    </m:r>
+                  </m:e>
+                  <m:sub>
+                    <m:r>
+                      <m:t>Σ</m:t>
+                    </m:r>
+                  </m:sub>
+                </m:sSub>
+                <m:r>
+                  <m:t>·2</m:t>
+                </m:r>
+                <m:sSub>
+                  <m:e>
+                    <m:r>
+                      <m:t>C</m:t>
+                    </m:r>
+                  </m:e>
+                  <m:sub>
+                    <m:r>
+                      <m:t>0</m:t>
+                    </m:r>
+                  </m:sub>
+                </m:sSub>
+              </m:e>
+            </m:rad>
+          </m:den>
+        </m:f>
+        <m:r>
+          <m:t>,</m:t>
+        </m:r>
+        <m:sSub>
+          <m:e>
+            <m:r>
+              <m:t>U</m:t>
+            </m:r>
+          </m:e>
+          <m:sub>
+            <m:r>
+              <m:t>пер.max</m:t>
+            </m:r>
+          </m:sub>
+        </m:sSub>
+        <m:r>
+          <m:t>≈(3,2…3,5)</m:t>
+        </m:r>
+        <m:sSub>
+          <m:e>
+            <m:r>
+              <m:t>U</m:t>
+            </m:r>
+          </m:e>
+          <m:sub>
+            <m:r>
+              <m:t>ф</m:t>
+            </m:r>
+          </m:sub>
+        </m:sSub>
+      </m:oMath>
+      <w:r>
+        <w:rPr>
+          <w:rFonts w:ascii="Times New Roman" w:hAnsi="Times New Roman"/>
+          <w:sz w:val="28"/>
+        </w:rPr>
+        <w:tab/>
+        <w:t>(15)</w:t>
+      </w:r>
+    </w:p>
+    <w:p>
+      <w:pPr/>
+      <w:r>
+        <w:t>где U_N(t) — напряжение нейтрали в бестоковую паузу, В; U_N.нач — напряжение при гашении дуги, В; τ — постоянная времени контура нулевой последовательности, с; R_Σ — активное сопротивление утечек, Ом; 3·C_0 — суммарная ёмкость фаз, Ф; f_вч — частота свободных ВЧ-колебаний, Гц; L_Σ — индуктивность контура замыкания, Гн. Так как R_Σ велико, τ значительна и U_N почти не снижается к следующему зажиганию.</w:t>
+      </w:r>
+    </w:p>
+    <w:p>
+      <w:pPr>
+        <w:pStyle w:val="Heading3"/>
+      </w:pPr>
+      <w:r>
+        <w:t>2. Механизм эскалации перенапряжений</w:t>
+      </w:r>
+    </w:p>
+    <w:p>
+      <w:pPr>
+        <w:pStyle w:val="ListBullet"/>
+      </w:pPr>
+      <w:r>
+        <w:rPr>
+          <w:rFonts w:ascii="Times New Roman" w:hAnsi="Times New Roman"/>
+          <w:sz w:val="28"/>
+        </w:rPr>
+        <w:t>Первый пробой в максимуме фазного напряжения → перенапряжение 2,4–2,5 U_ф.</w:t>
+      </w:r>
+    </w:p>
+    <w:p>
+      <w:pPr>
+        <w:pStyle w:val="ListBullet"/>
+      </w:pPr>
+      <w:r>
+        <w:rPr>
+          <w:rFonts w:ascii="Times New Roman" w:hAnsi="Times New Roman"/>
+          <w:sz w:val="28"/>
+        </w:rPr>
+        <w:t>Гашение дуги → остаточный потенциал нейтрали U_N ≈ 1,0–1,4 U_ф.</w:t>
+      </w:r>
+    </w:p>
+    <w:p>
+      <w:pPr>
+        <w:pStyle w:val="ListBullet"/>
+      </w:pPr>
+      <w:r>
+        <w:rPr>
+          <w:rFonts w:ascii="Times New Roman" w:hAnsi="Times New Roman"/>
+          <w:sz w:val="28"/>
+        </w:rPr>
+        <w:t>Восстановление напряжения: ЭДС источника + неизменное U_N.</w:t>
+      </w:r>
+    </w:p>
+    <w:p>
+      <w:pPr>
+        <w:pStyle w:val="ListBullet"/>
+      </w:pPr>
+      <w:r>
+        <w:rPr>
+          <w:rFonts w:ascii="Times New Roman" w:hAnsi="Times New Roman"/>
+          <w:sz w:val="28"/>
+        </w:rPr>
+        <w:t>Повторный пробой при ненулевом смещённом напряжении → дополнительный заряд.</w:t>
+      </w:r>
+    </w:p>
+    <w:p>
+      <w:pPr>
+        <w:pStyle w:val="ListBullet"/>
+      </w:pPr>
+      <w:r>
+        <w:rPr>
+          <w:rFonts w:ascii="Times New Roman" w:hAnsi="Times New Roman"/>
+          <w:sz w:val="28"/>
+        </w:rPr>
+        <w:t>Эскалация: с каждым циклом перенапряжения растут до 3,0–3,5 U_ф (до 3,8 U_ф).</w:t>
+      </w:r>
+    </w:p>
+    <w:p>
+      <w:pPr>
+        <w:pStyle w:val="Heading3"/>
+      </w:pPr>
+      <w:r>
+        <w:t>3. Теории Петерсена и Петерса–Слепяна</w:t>
+      </w:r>
+    </w:p>
+    <w:p>
+      <w:pPr/>
+      <w:r>
+        <w:t>Теория В. Петерсена (1916): ВЧ-ток дуги превышает ток 50 Гц, дуга гаснет при нуле ВЧ-тока (максимум ВЧ-напряжения), что фиксирует максимальный заряд; с учётом затухания предельные перенапряжения 3,6–3,9 U_ф. Теория Дж. Петерса и Х. Слепяна (ближе к реальности): дуга гаснет при нуле тока промышленной частоты (50 Гц), повторное зажигание через полпериода (0,01 с); напряжение нейтрали после гашения не превышает −U_ф, перенапряжения ограничены 3,2–3,5 U_ф.</w:t>
+      </w:r>
+    </w:p>
+    <w:p>
+      <w:pPr>
+        <w:pStyle w:val="Heading3"/>
+      </w:pPr>
+      <w:r>
+        <w:t>4. Словесное описание осциллограмм</w:t>
+      </w:r>
+    </w:p>
+    <w:p>
+      <w:pPr/>
+      <w:r>
+        <w:t>Повреждённая фаза: синусоида в момент пробоя падает до нуля с пачкой затухающих ВЧ-пичков; при гашении плавно отрывается от нуля и нарастает до нового срыва. Напряжение нейтрали 3·U_0: скачок и сглаженная синусоида с «полочками» постоянной составляющей в паузах, медленно спадающими по экспоненте. Здоровые фазы: синусоиды смещены на постоянную составляющую U_N, на гребнях — острые ВЧ-всплески амплитудой в 3–3,5 раза больше нормального фазного.</w:t>
+      </w:r>
+    </w:p>
+    <w:p>
+      <w:pPr>
+        <w:pStyle w:val="Heading3"/>
+      </w:pPr>
+      <w:r>
+        <w:t>5. Влияние на изоляцию и надёжность</w:t>
+      </w:r>
+    </w:p>
+    <w:p>
+      <w:pPr/>
+      <w:r>
+        <w:t>ВЧ-импульсы до 3,5 U_ф вызывают частичные разряды и старение изоляции двигателей, трансформаторов, кабелей. Волновые процессы охватывают всю сеть → многоместные пробои на удалённых фидерах → переход в двойное КЗ → мгновенное отключение нескольких присоединений. Перезарядки инициируют феррорезонанс и разрушение ТН.</w:t>
+      </w:r>
+    </w:p>
+    <w:p>
+      <w:pPr>
+        <w:pStyle w:val="Heading3"/>
+      </w:pPr>
+      <w:r>
+        <w:t>Контрольные вопросы</w:t>
+      </w:r>
+    </w:p>
+    <w:p>
+      <w:pPr>
+        <w:pStyle w:val="ListBullet"/>
+      </w:pPr>
+      <w:r>
+        <w:rPr>
+          <w:rFonts w:ascii="Times New Roman" w:hAnsi="Times New Roman"/>
+          <w:sz w:val="28"/>
+        </w:rPr>
+        <w:t>Объясните механизм «захвата» статического заряда на ёмкостях здоровых фаз в бестоковых паузах.</w:t>
+      </w:r>
+    </w:p>
+    <w:p>
+      <w:pPr>
+        <w:pStyle w:val="ListBullet"/>
+      </w:pPr>
+      <w:r>
+        <w:rPr>
+          <w:rFonts w:ascii="Times New Roman" w:hAnsi="Times New Roman"/>
+          <w:sz w:val="28"/>
+        </w:rPr>
+        <w:t>Почему перенапряжения нарастают при каждом повторном зажигании дуги?</w:t>
+      </w:r>
+    </w:p>
+    <w:p>
+      <w:pPr>
+        <w:pStyle w:val="ListBullet"/>
+      </w:pPr>
+      <w:r>
+        <w:rPr>
+          <w:rFonts w:ascii="Times New Roman" w:hAnsi="Times New Roman"/>
+          <w:sz w:val="28"/>
+        </w:rPr>
+        <w:t>В чём различие условий гашения дуги в теориях Петерсена и Петерса–Слепяна?</w:t>
+      </w:r>
+    </w:p>
+    <w:p>
+      <w:pPr>
+        <w:pStyle w:val="ListBullet"/>
+      </w:pPr>
+      <w:r>
+        <w:rPr>
+          <w:rFonts w:ascii="Times New Roman" w:hAnsi="Times New Roman"/>
+          <w:sz w:val="28"/>
+        </w:rPr>
+        <w:t>Какие максимальные перенапряжения (в долях U_ф) даёт теория Петерса–Слепяна?</w:t>
+      </w:r>
+    </w:p>
+    <w:p>
+      <w:pPr>
+        <w:pStyle w:val="ListBullet"/>
+      </w:pPr>
+      <w:r>
+        <w:rPr>
+          <w:rFonts w:ascii="Times New Roman" w:hAnsi="Times New Roman"/>
+          <w:sz w:val="28"/>
+        </w:rPr>
+        <w:t>Как выглядят на осциллограмме напряжения здоровых фаз при повторных зажиганиях?</w:t>
+      </w:r>
+    </w:p>
+    <w:p>
+      <w:pPr>
+        <w:pStyle w:val="ListBullet"/>
+      </w:pPr>
+      <w:r>
+        <w:rPr>
+          <w:rFonts w:ascii="Times New Roman" w:hAnsi="Times New Roman"/>
+          <w:sz w:val="28"/>
+        </w:rPr>
+        <w:t>Почему длительное перемежающееся ОЗЗ ведёт к отключению нескольких присоединений?</w:t>
+      </w:r>
+    </w:p>
+    <w:p>
+      <w:pPr>
+        <w:pStyle w:val="ListBullet"/>
+      </w:pPr>
+      <w:r>
+        <w:rPr>
+          <w:rFonts w:ascii="Times New Roman" w:hAnsi="Times New Roman"/>
+          <w:sz w:val="28"/>
+        </w:rPr>
+        <w:t>Напишите формулу постоянной времени τ и объясните, почему в изолированной сети она велика.</w:t>
+      </w:r>
+    </w:p>
+    <w:p>
+      <w:pPr>
+        <w:pStyle w:val="Heading1"/>
+      </w:pPr>
+      <w:r>
+        <w:t>Режимы нейтрали электрических сетей</w:t>
+      </w:r>
+    </w:p>
+    <w:p>
+      <w:pPr/>
+      <w:r>
+        <w:t>Мастер-файл учебного пособия. Сборка: лекции 1–5 берутся из задание.md, лекции 6–17 генерируются через NotebookLM и дописываются ниже. После наполнения — сборка в Word через word_builder.py.</w:t>
+      </w:r>
+    </w:p>
+    <w:p>
+      <w:pPr/>
+      <w:r>
+        <w:t>&lt;!-- ЛЕКЦИИ 1–5 — см. задание.md (уже написаны), будут влиты при финальной сборке --&gt;</w:t>
       </w:r>
     </w:p>
     <w:p>
@@ -379,7 +4662,7 @@
           <w:sz w:val="28"/>
         </w:rPr>
         <w:tab/>
-        <w:t>(1)</w:t>
+        <w:t>(16)</w:t>
       </w:r>
     </w:p>
     <w:p>
@@ -452,7 +4735,7 @@
           <w:sz w:val="28"/>
         </w:rPr>
         <w:tab/>
-        <w:t>(2)</w:t>
+        <w:t>(17)</w:t>
       </w:r>
     </w:p>
     <w:p>
@@ -504,7 +4787,7 @@
           <w:sz w:val="28"/>
         </w:rPr>
         <w:tab/>
-        <w:t>(3)</w:t>
+        <w:t>(18)</w:t>
       </w:r>
     </w:p>
     <w:p>
@@ -571,7 +4854,7 @@
           <w:sz w:val="28"/>
         </w:rPr>
         <w:tab/>
-        <w:t>(4)</w:t>
+        <w:t>(19)</w:t>
       </w:r>
     </w:p>
     <w:p>
@@ -644,7 +4927,7 @@
           <w:sz w:val="28"/>
         </w:rPr>
         <w:tab/>
-        <w:t>(5)</w:t>
+        <w:t>(20)</w:t>
       </w:r>
     </w:p>
     <w:p>
@@ -771,7 +5054,7 @@
           <w:sz w:val="28"/>
         </w:rPr>
         <w:tab/>
-        <w:t>(6)</w:t>
+        <w:t>(21)</w:t>
       </w:r>
     </w:p>
     <w:p>
@@ -1584,7 +5867,7 @@
           <w:sz w:val="28"/>
         </w:rPr>
         <w:tab/>
-        <w:t>(7)</w:t>
+        <w:t>(22)</w:t>
       </w:r>
     </w:p>
     <w:p>
@@ -2021,7 +6304,7 @@
           <w:sz w:val="28"/>
         </w:rPr>
         <w:tab/>
-        <w:t>(8)</w:t>
+        <w:t>(23)</w:t>
       </w:r>
     </w:p>
     <w:p>
@@ -2201,7 +6484,7 @@
           <w:sz w:val="28"/>
         </w:rPr>
         <w:tab/>
-        <w:t>(9)</w:t>
+        <w:t>(24)</w:t>
       </w:r>
     </w:p>
     <w:p>
@@ -2932,7 +7215,7 @@
           <w:sz w:val="28"/>
         </w:rPr>
         <w:tab/>
-        <w:t>(10)</w:t>
+        <w:t>(25)</w:t>
       </w:r>
     </w:p>
     <w:p>
@@ -3029,7 +7312,7 @@
           <w:sz w:val="28"/>
         </w:rPr>
         <w:tab/>
-        <w:t>(11)</w:t>
+        <w:t>(26)</w:t>
       </w:r>
     </w:p>
     <w:p>
@@ -3526,7 +7809,7 @@
           <w:sz w:val="28"/>
         </w:rPr>
         <w:tab/>
-        <w:t>(12)</w:t>
+        <w:t>(27)</w:t>
       </w:r>
     </w:p>
     <w:p>
@@ -3764,7 +8047,7 @@
           <w:sz w:val="28"/>
         </w:rPr>
         <w:tab/>
-        <w:t>(13)</w:t>
+        <w:t>(28)</w:t>
       </w:r>
     </w:p>
     <w:p>
@@ -4182,7 +8465,7 @@
           <w:sz w:val="28"/>
         </w:rPr>
         <w:tab/>
-        <w:t>(14)</w:t>
+        <w:t>(29)</w:t>
       </w:r>
     </w:p>
     <w:p>
@@ -4362,7 +8645,7 @@
           <w:sz w:val="28"/>
         </w:rPr>
         <w:tab/>
-        <w:t>(15)</w:t>
+        <w:t>(30)</w:t>
       </w:r>
     </w:p>
     <w:p>
@@ -5043,7 +9326,7 @@
           <w:sz w:val="28"/>
         </w:rPr>
         <w:tab/>
-        <w:t>(16)</w:t>
+        <w:t>(31)</w:t>
       </w:r>
     </w:p>
     <w:p>
@@ -5234,7 +9517,7 @@
           <w:sz w:val="28"/>
         </w:rPr>
         <w:tab/>
-        <w:t>(17)</w:t>
+        <w:t>(32)</w:t>
       </w:r>
     </w:p>
     <w:p>
@@ -5556,7 +9839,7 @@
           <w:sz w:val="28"/>
         </w:rPr>
         <w:tab/>
-        <w:t>(18)</w:t>
+        <w:t>(33)</w:t>
       </w:r>
     </w:p>
     <w:p>
@@ -5761,7 +10044,7 @@
           <w:sz w:val="28"/>
         </w:rPr>
         <w:tab/>
-        <w:t>(19)</w:t>
+        <w:t>(34)</w:t>
       </w:r>
     </w:p>
     <w:p>
@@ -5936,7 +10219,7 @@
           <w:sz w:val="28"/>
         </w:rPr>
         <w:tab/>
-        <w:t>(20)</w:t>
+        <w:t>(35)</w:t>
       </w:r>
     </w:p>
     <w:p>
@@ -6036,7 +10319,7 @@
           <w:sz w:val="28"/>
         </w:rPr>
         <w:tab/>
-        <w:t>(21)</w:t>
+        <w:t>(36)</w:t>
       </w:r>
     </w:p>
     <w:p>
@@ -6337,7 +10620,7 @@
           <w:sz w:val="28"/>
         </w:rPr>
         <w:tab/>
-        <w:t>(22)</w:t>
+        <w:t>(37)</w:t>
       </w:r>
     </w:p>
     <w:p>
@@ -6719,7 +11002,7 @@
           <w:sz w:val="28"/>
         </w:rPr>
         <w:tab/>
-        <w:t>(23)</w:t>
+        <w:t>(38)</w:t>
       </w:r>
     </w:p>
     <w:p>
@@ -7070,7 +11353,7 @@
           <w:sz w:val="28"/>
         </w:rPr>
         <w:tab/>
-        <w:t>(24)</w:t>
+        <w:t>(39)</w:t>
       </w:r>
     </w:p>
     <w:p>
@@ -7402,7 +11685,7 @@
           <w:sz w:val="28"/>
         </w:rPr>
         <w:tab/>
-        <w:t>(25)</w:t>
+        <w:t>(40)</w:t>
       </w:r>
     </w:p>
     <w:p>
@@ -7566,7 +11849,7 @@
           <w:sz w:val="28"/>
         </w:rPr>
         <w:tab/>
-        <w:t>(26)</w:t>
+        <w:t>(41)</w:t>
       </w:r>
     </w:p>
     <w:p>
@@ -7671,7 +11954,7 @@
           <w:sz w:val="28"/>
         </w:rPr>
         <w:tab/>
-        <w:t>(27)</w:t>
+        <w:t>(42)</w:t>
       </w:r>
     </w:p>
     <w:p>
@@ -8107,7 +12390,7 @@
           <w:sz w:val="28"/>
         </w:rPr>
         <w:tab/>
-        <w:t>(28)</w:t>
+        <w:t>(43)</w:t>
       </w:r>
     </w:p>
     <w:p>
@@ -8230,7 +12513,7 @@
           <w:sz w:val="28"/>
         </w:rPr>
         <w:tab/>
-        <w:t>(29)</w:t>
+        <w:t>(44)</w:t>
       </w:r>
     </w:p>
     <w:p>
@@ -9349,6 +13632,172 @@
           <w:sz w:val="28"/>
         </w:rPr>
         <w:t>За счёт каких устройств автоматики обеспечивается непрерывность техпроцесса I категории при немедленном отключении линии?</w:t>
+      </w:r>
+    </w:p>
+    <w:p>
+      <w:pPr>
+        <w:pStyle w:val="Heading1"/>
+      </w:pPr>
+      <w:r>
+        <w:t>ЗАКЛЮЧЕНИЕ</w:t>
+      </w:r>
+    </w:p>
+    <w:p>
+      <w:pPr/>
+      <w:r>
+        <w:t>В пособии последовательно рассмотрены все основные режимы работы нейтрали электрических сетей и их влияние на аварийные процессы, надёжность и безопасность электроснабжения. Показано, что режим изолированной нейтрали, несмотря на кажущуюся бесперебойность, провоцирует дуговые перенапряжения до 3,5 U_ф, феррорезонанс и переход однофазных замыканий в многоместные повреждения. Компенсация ёмкостного тока дугогасящим реактором обеспечивает самогашение дуги, но требует точной резонансной настройки и затрудняет селективную защиту. Резистивное заземление нейтрали надёжно подавляет дуговые перенапряжения (до 2,2–2,4 U_ф) и феррорезонанс, обеспечивая абсолютную селективность токовых защит. В сетях 110 кВ и выше применяется эффективно заземлённая нейтраль, позволяющая снизить класс изоляции. Современная техническая политика (стандарты ПАО «Россети» и ОАО «Газпром») предусматривает отказ от изолированной нейтрали в сетях 6–35 кВ в пользу резистивного заземления и идеологии безопасного отключения с резервированием по АВР и АПВ. Освоение изложенного материала позволяет инженеру обоснованно выбирать режим нейтрали с учётом категорий надёжности потребителей, конфигурации сети и технико-экономических критериев.</w:t>
+      </w:r>
+    </w:p>
+    <w:p>
+      <w:pPr>
+        <w:pStyle w:val="Heading1"/>
+      </w:pPr>
+      <w:r>
+        <w:t>СПИСОК ИСПОЛЬЗОВАННЫХ ИСТОЧНИКОВ</w:t>
+      </w:r>
+    </w:p>
+    <w:p>
+      <w:pPr>
+        <w:ind w:left="709"/>
+      </w:pPr>
+      <w:r>
+        <w:rPr>
+          <w:rFonts w:ascii="Times New Roman" w:hAnsi="Times New Roman"/>
+          <w:sz w:val="28"/>
+        </w:rPr>
+        <w:t>1. Правила устройства электроустановок (ПУЭ). 7-е изд. — М.: Энергоатомиздат, 2003.</w:t>
+      </w:r>
+    </w:p>
+    <w:p>
+      <w:pPr>
+        <w:ind w:left="709"/>
+      </w:pPr>
+      <w:r>
+        <w:rPr>
+          <w:rFonts w:ascii="Times New Roman" w:hAnsi="Times New Roman"/>
+          <w:sz w:val="28"/>
+        </w:rPr>
+        <w:t>2. Правила технической эксплуатации электрических станций и сетей Российской Федерации. — М.: СПО ОРГРЭС, 2003.</w:t>
+      </w:r>
+    </w:p>
+    <w:p>
+      <w:pPr>
+        <w:ind w:left="709"/>
+      </w:pPr>
+      <w:r>
+        <w:rPr>
+          <w:rFonts w:ascii="Times New Roman" w:hAnsi="Times New Roman"/>
+          <w:sz w:val="28"/>
+        </w:rPr>
+        <w:t>3. ГОСТ 32144-2013. Электрическая энергия. Совместимость технических средств электромагнитная. Нормы качества электрической энергии в системах электроснабжения общего назначения.</w:t>
+      </w:r>
+    </w:p>
+    <w:p>
+      <w:pPr>
+        <w:ind w:left="709"/>
+      </w:pPr>
+      <w:r>
+        <w:rPr>
+          <w:rFonts w:ascii="Times New Roman" w:hAnsi="Times New Roman"/>
+          <w:sz w:val="28"/>
+        </w:rPr>
+        <w:t>4. Розанов Ю.К. Силовая электроника: эволюция и применение. — М.: Издательский дом МЭИ, 2016.</w:t>
+      </w:r>
+    </w:p>
+    <w:p>
+      <w:pPr>
+        <w:ind w:left="709"/>
+      </w:pPr>
+      <w:r>
+        <w:rPr>
+          <w:rFonts w:ascii="Times New Roman" w:hAnsi="Times New Roman"/>
+          <w:sz w:val="28"/>
+        </w:rPr>
+        <w:t>5. Лихачёв Ф.А. Замыкания на землю в сетях с изолированной нейтралью и с компенсацией ёмкостных токов. — М.: Энергия, 1971.</w:t>
+      </w:r>
+    </w:p>
+    <w:p>
+      <w:pPr>
+        <w:ind w:left="709"/>
+      </w:pPr>
+      <w:r>
+        <w:rPr>
+          <w:rFonts w:ascii="Times New Roman" w:hAnsi="Times New Roman"/>
+          <w:sz w:val="28"/>
+        </w:rPr>
+        <w:t>6. Кричко В.А., Миронов И.А. Режимы заземления нейтрали сетей 6–35 кВ через дугогасящие реакторы. — М.: ОРГРЭС.</w:t>
+      </w:r>
+    </w:p>
+    <w:p>
+      <w:pPr>
+        <w:ind w:left="709"/>
+      </w:pPr>
+      <w:r>
+        <w:rPr>
+          <w:rFonts w:ascii="Times New Roman" w:hAnsi="Times New Roman"/>
+          <w:sz w:val="28"/>
+        </w:rPr>
+        <w:t>7. Титенков С.С., Пугачёв А.А. Резистивное заземление нейтрали в сетях 6–35 кВ. — Новости электротехники.</w:t>
+      </w:r>
+    </w:p>
+    <w:p>
+      <w:pPr>
+        <w:ind w:left="709"/>
+      </w:pPr>
+      <w:r>
+        <w:rPr>
+          <w:rFonts w:ascii="Times New Roman" w:hAnsi="Times New Roman"/>
+          <w:sz w:val="28"/>
+        </w:rPr>
+        <w:t>8. Шуин В.А., Гусенков А.В. Защиты от замыканий на землю в электрических сетях 6–10 кВ. — М.: НТФ «Энергопрогресс», 2001.</w:t>
+      </w:r>
+    </w:p>
+    <w:p>
+      <w:pPr>
+        <w:ind w:left="709"/>
+      </w:pPr>
+      <w:r>
+        <w:rPr>
+          <w:rFonts w:ascii="Times New Roman" w:hAnsi="Times New Roman"/>
+          <w:sz w:val="28"/>
+        </w:rPr>
+        <w:t>9. Андреев В.А. Релейная защита и автоматика систем электроснабжения. — М.: Высшая школа, 2006.</w:t>
+      </w:r>
+    </w:p>
+    <w:p>
+      <w:pPr>
+        <w:ind w:left="709"/>
+      </w:pPr>
+      <w:r>
+        <w:rPr>
+          <w:rFonts w:ascii="Times New Roman" w:hAnsi="Times New Roman"/>
+          <w:sz w:val="28"/>
+        </w:rPr>
+        <w:t>10. Ушакова Н.Ю., Быковская Л.В. Метод симметричных составляющих: методические указания. — Оренбург: ГОУ ОГУ, 2010.</w:t>
+      </w:r>
+    </w:p>
+    <w:p>
+      <w:pPr>
+        <w:ind w:left="709"/>
+      </w:pPr>
+      <w:r>
+        <w:rPr>
+          <w:rFonts w:ascii="Times New Roman" w:hAnsi="Times New Roman"/>
+          <w:sz w:val="28"/>
+        </w:rPr>
+        <w:t>11. Методические указания по выбору режима заземления нейтралей в сетях напряжением 6–10 кВ предприятий ОАО «Газпром». — ООО «ВНИИГАЗ».</w:t>
+      </w:r>
+    </w:p>
+    <w:p>
+      <w:pPr>
+        <w:ind w:left="709"/>
+      </w:pPr>
+      <w:r>
+        <w:rPr>
+          <w:rFonts w:ascii="Times New Roman" w:hAnsi="Times New Roman"/>
+          <w:sz w:val="28"/>
+        </w:rPr>
+        <w:t>12. Стандарт организации ПАО «Россети». Технические требования к режимам заземления нейтрали распределительных сетей 6–35 кВ.</w:t>
       </w:r>
     </w:p>
     <w:sectPr>

--- a/Результаты/методичка_нейтрали.docx
+++ b/Результаты/методичка_нейтрали.docx
@@ -479,6 +479,60 @@
       <w:pPr/>
       <w:r>
         <w:t>Глухозаземлённая нейтраль (Z_N = 0): сети до 1 кВ (системы TN) и сверхвысокого напряжения (330–750 кВ). При пробое — большой ток КЗ, мгновенное отключение; обеспечивает электробезопасность.</w:t>
+      </w:r>
+    </w:p>
+    <w:p>
+      <w:pPr>
+        <w:spacing w:before="240" w:after="120"/>
+        <w:jc w:val="center"/>
+      </w:pPr>
+      <w:r>
+        <w:drawing>
+          <wp:inline xmlns:a="http://schemas.openxmlformats.org/drawingml/2006/main" xmlns:pic="http://schemas.openxmlformats.org/drawingml/2006/picture">
+            <wp:extent cx="5400000" cy="1661371"/>
+            <wp:docPr id="1" name="Picture 1"/>
+            <wp:cNvGraphicFramePr>
+              <a:graphicFrameLocks noChangeAspect="1"/>
+            </wp:cNvGraphicFramePr>
+            <a:graphic>
+              <a:graphicData uri="http://schemas.openxmlformats.org/drawingml/2006/picture">
+                <pic:pic>
+                  <pic:nvPicPr>
+                    <pic:cNvPr id="0" name="fig_neutral_modes.png"/>
+                    <pic:cNvPicPr/>
+                  </pic:nvPicPr>
+                  <pic:blipFill>
+                    <a:blip r:embed="rId9"/>
+                    <a:stretch>
+                      <a:fillRect/>
+                    </a:stretch>
+                  </pic:blipFill>
+                  <pic:spPr>
+                    <a:xfrm>
+                      <a:off x="0" y="0"/>
+                      <a:ext cx="5400000" cy="1661371"/>
+                    </a:xfrm>
+                    <a:prstGeom prst="rect"/>
+                  </pic:spPr>
+                </pic:pic>
+              </a:graphicData>
+            </a:graphic>
+          </wp:inline>
+        </w:drawing>
+      </w:r>
+    </w:p>
+    <w:p>
+      <w:pPr>
+        <w:spacing w:before="120" w:after="240"/>
+        <w:jc w:val="center"/>
+      </w:pPr>
+      <w:r>
+        <w:rPr>
+          <w:rFonts w:ascii="Times New Roman" w:hAnsi="Times New Roman"/>
+          <w:b w:val="0"/>
+          <w:sz w:val="28"/>
+        </w:rPr>
+        <w:t>Рисунок 1 — Основные режимы заземления нейтрали: изолированная, компенсированная, резистивная, эффективно- и глухозаземлённая</w:t>
       </w:r>
     </w:p>
     <w:tbl>
@@ -2537,6 +2591,60 @@
     </w:p>
     <w:p>
       <w:pPr>
+        <w:spacing w:before="240" w:after="120"/>
+        <w:jc w:val="center"/>
+      </w:pPr>
+      <w:r>
+        <w:drawing>
+          <wp:inline xmlns:a="http://schemas.openxmlformats.org/drawingml/2006/main" xmlns:pic="http://schemas.openxmlformats.org/drawingml/2006/picture">
+            <wp:extent cx="5400000" cy="1844331"/>
+            <wp:docPr id="2" name="Picture 2"/>
+            <wp:cNvGraphicFramePr>
+              <a:graphicFrameLocks noChangeAspect="1"/>
+            </wp:cNvGraphicFramePr>
+            <a:graphic>
+              <a:graphicData uri="http://schemas.openxmlformats.org/drawingml/2006/picture">
+                <pic:pic>
+                  <pic:nvPicPr>
+                    <pic:cNvPr id="0" name="fig_symmetrical_components.png"/>
+                    <pic:cNvPicPr/>
+                  </pic:nvPicPr>
+                  <pic:blipFill>
+                    <a:blip r:embed="rId10"/>
+                    <a:stretch>
+                      <a:fillRect/>
+                    </a:stretch>
+                  </pic:blipFill>
+                  <pic:spPr>
+                    <a:xfrm>
+                      <a:off x="0" y="0"/>
+                      <a:ext cx="5400000" cy="1844331"/>
+                    </a:xfrm>
+                    <a:prstGeom prst="rect"/>
+                  </pic:spPr>
+                </pic:pic>
+              </a:graphicData>
+            </a:graphic>
+          </wp:inline>
+        </w:drawing>
+      </w:r>
+    </w:p>
+    <w:p>
+      <w:pPr>
+        <w:spacing w:before="120" w:after="240"/>
+        <w:jc w:val="center"/>
+      </w:pPr>
+      <w:r>
+        <w:rPr>
+          <w:rFonts w:ascii="Times New Roman" w:hAnsi="Times New Roman"/>
+          <w:b w:val="0"/>
+          <w:sz w:val="28"/>
+        </w:rPr>
+        <w:t>Рисунок 2 — Симметричные составляющие: системы прямой (1), обратной (2) и нулевой (0) последовательностей</w:t>
+      </w:r>
+    </w:p>
+    <w:p>
+      <w:pPr>
         <w:pStyle w:val="Heading3"/>
       </w:pPr>
       <w:r>
@@ -2675,6 +2783,60 @@
       <w:pPr/>
       <w:r>
         <w:t>Векторная диаграмма: вектор U_A коллапсирует в начало координат; векторы U_B, U_C удлиняются в √3 раз и разворачиваются на 30°; вектор U_N направлен противоположно E_A; вектор полного тока I_З опережает U_N на 90° (ёмкостный характер).</w:t>
+      </w:r>
+    </w:p>
+    <w:p>
+      <w:pPr>
+        <w:spacing w:before="240" w:after="120"/>
+        <w:jc w:val="center"/>
+      </w:pPr>
+      <w:r>
+        <w:drawing>
+          <wp:inline xmlns:a="http://schemas.openxmlformats.org/drawingml/2006/main" xmlns:pic="http://schemas.openxmlformats.org/drawingml/2006/picture">
+            <wp:extent cx="3715519" cy="3843535"/>
+            <wp:docPr id="3" name="Picture 3"/>
+            <wp:cNvGraphicFramePr>
+              <a:graphicFrameLocks noChangeAspect="1"/>
+            </wp:cNvGraphicFramePr>
+            <a:graphic>
+              <a:graphicData uri="http://schemas.openxmlformats.org/drawingml/2006/picture">
+                <pic:pic>
+                  <pic:nvPicPr>
+                    <pic:cNvPr id="0" name="fig_ozz_vectors.png"/>
+                    <pic:cNvPicPr/>
+                  </pic:nvPicPr>
+                  <pic:blipFill>
+                    <a:blip r:embed="rId11"/>
+                    <a:stretch>
+                      <a:fillRect/>
+                    </a:stretch>
+                  </pic:blipFill>
+                  <pic:spPr>
+                    <a:xfrm>
+                      <a:off x="0" y="0"/>
+                      <a:ext cx="3715519" cy="3843535"/>
+                    </a:xfrm>
+                    <a:prstGeom prst="rect"/>
+                  </pic:spPr>
+                </pic:pic>
+              </a:graphicData>
+            </a:graphic>
+          </wp:inline>
+        </w:drawing>
+      </w:r>
+    </w:p>
+    <w:p>
+      <w:pPr>
+        <w:spacing w:before="120" w:after="240"/>
+        <w:jc w:val="center"/>
+      </w:pPr>
+      <w:r>
+        <w:rPr>
+          <w:rFonts w:ascii="Times New Roman" w:hAnsi="Times New Roman"/>
+          <w:b w:val="0"/>
+          <w:sz w:val="28"/>
+        </w:rPr>
+        <w:t>Рисунок 3 — Векторная диаграмма напряжений при ОЗЗ фазы А: U̇_A коллапсирует в ноль, напряжения здоровых фаз растут в √3 раз, нейтраль смещается на U̇_N = −E_A</w:t>
       </w:r>
     </w:p>
     <w:p>
@@ -3211,6 +3373,60 @@
     </w:p>
     <w:p>
       <w:pPr>
+        <w:spacing w:before="240" w:after="120"/>
+        <w:jc w:val="center"/>
+      </w:pPr>
+      <w:r>
+        <w:drawing>
+          <wp:inline xmlns:a="http://schemas.openxmlformats.org/drawingml/2006/main" xmlns:pic="http://schemas.openxmlformats.org/drawingml/2006/picture">
+            <wp:extent cx="4148336" cy="2093980"/>
+            <wp:docPr id="4" name="Picture 4"/>
+            <wp:cNvGraphicFramePr>
+              <a:graphicFrameLocks noChangeAspect="1"/>
+            </wp:cNvGraphicFramePr>
+            <a:graphic>
+              <a:graphicData uri="http://schemas.openxmlformats.org/drawingml/2006/picture">
+                <pic:pic>
+                  <pic:nvPicPr>
+                    <pic:cNvPr id="0" name="fig_zero_seq_circuit.png"/>
+                    <pic:cNvPicPr/>
+                  </pic:nvPicPr>
+                  <pic:blipFill>
+                    <a:blip r:embed="rId12"/>
+                    <a:stretch>
+                      <a:fillRect/>
+                    </a:stretch>
+                  </pic:blipFill>
+                  <pic:spPr>
+                    <a:xfrm>
+                      <a:off x="0" y="0"/>
+                      <a:ext cx="4148336" cy="2093980"/>
+                    </a:xfrm>
+                    <a:prstGeom prst="rect"/>
+                  </pic:spPr>
+                </pic:pic>
+              </a:graphicData>
+            </a:graphic>
+          </wp:inline>
+        </w:drawing>
+      </w:r>
+    </w:p>
+    <w:p>
+      <w:pPr>
+        <w:spacing w:before="120" w:after="240"/>
+        <w:jc w:val="center"/>
+      </w:pPr>
+      <w:r>
+        <w:rPr>
+          <w:rFonts w:ascii="Times New Roman" w:hAnsi="Times New Roman"/>
+          <w:b w:val="0"/>
+          <w:sz w:val="28"/>
+        </w:rPr>
+        <w:t>Рисунок 4 — Схема замещения нулевой последовательности при ОЗЗ: фиктивный источник U_к0, ёмкости фаз 3C₀, сопротивление в нейтрали 3R_N (или j3X_L)</w:t>
+      </w:r>
+    </w:p>
+    <w:p>
+      <w:pPr>
         <w:pStyle w:val="Heading3"/>
       </w:pPr>
       <w:r>
@@ -3468,6 +3684,60 @@
       <w:pPr/>
       <w:r>
         <w:t>где I_C — ёмкостный ток ОЗЗ, А; ω — угловая частота (314 рад/с); C_0 — удельная ёмкость фазы, Ф/км; C_Σ — суммарная ёмкость трёх фаз, Ф; U_ф — фазное напряжение, В; L — длина связанных линий, км. Удельный ток: КЛ 6–10 кВ — 1,0–1,2 А/км, ВЛ — 0,01–0,03 А/км.</w:t>
+      </w:r>
+    </w:p>
+    <w:p>
+      <w:pPr>
+        <w:spacing w:before="240" w:after="120"/>
+        <w:jc w:val="center"/>
+      </w:pPr>
+      <w:r>
+        <w:drawing>
+          <wp:inline xmlns:a="http://schemas.openxmlformats.org/drawingml/2006/main" xmlns:pic="http://schemas.openxmlformats.org/drawingml/2006/picture">
+            <wp:extent cx="4434848" cy="2633477"/>
+            <wp:docPr id="5" name="Picture 5"/>
+            <wp:cNvGraphicFramePr>
+              <a:graphicFrameLocks noChangeAspect="1"/>
+            </wp:cNvGraphicFramePr>
+            <a:graphic>
+              <a:graphicData uri="http://schemas.openxmlformats.org/drawingml/2006/picture">
+                <pic:pic>
+                  <pic:nvPicPr>
+                    <pic:cNvPr id="0" name="fig_isolated_net.png"/>
+                    <pic:cNvPicPr/>
+                  </pic:nvPicPr>
+                  <pic:blipFill>
+                    <a:blip r:embed="rId13"/>
+                    <a:stretch>
+                      <a:fillRect/>
+                    </a:stretch>
+                  </pic:blipFill>
+                  <pic:spPr>
+                    <a:xfrm>
+                      <a:off x="0" y="0"/>
+                      <a:ext cx="4434848" cy="2633477"/>
+                    </a:xfrm>
+                    <a:prstGeom prst="rect"/>
+                  </pic:spPr>
+                </pic:pic>
+              </a:graphicData>
+            </a:graphic>
+          </wp:inline>
+        </w:drawing>
+      </w:r>
+    </w:p>
+    <w:p>
+      <w:pPr>
+        <w:spacing w:before="120" w:after="240"/>
+        <w:jc w:val="center"/>
+      </w:pPr>
+      <w:r>
+        <w:rPr>
+          <w:rFonts w:ascii="Times New Roman" w:hAnsi="Times New Roman"/>
+          <w:b w:val="0"/>
+          <w:sz w:val="28"/>
+        </w:rPr>
+        <w:t>Рисунок 5 — Сеть с изолированной нейтралью: фазные провода, ёмкости фаз относительно земли C₀, нейтраль без связи с землёй</w:t>
       </w:r>
     </w:p>
     <w:p>
@@ -4375,6 +4645,60 @@
     </w:p>
     <w:p>
       <w:pPr>
+        <w:spacing w:before="240" w:after="120"/>
+        <w:jc w:val="center"/>
+      </w:pPr>
+      <w:r>
+        <w:drawing>
+          <wp:inline xmlns:a="http://schemas.openxmlformats.org/drawingml/2006/main" xmlns:pic="http://schemas.openxmlformats.org/drawingml/2006/picture">
+            <wp:extent cx="5306578" cy="3218694"/>
+            <wp:docPr id="6" name="Picture 6"/>
+            <wp:cNvGraphicFramePr>
+              <a:graphicFrameLocks noChangeAspect="1"/>
+            </wp:cNvGraphicFramePr>
+            <a:graphic>
+              <a:graphicData uri="http://schemas.openxmlformats.org/drawingml/2006/picture">
+                <pic:pic>
+                  <pic:nvPicPr>
+                    <pic:cNvPr id="0" name="fig_arc_overvoltage.png"/>
+                    <pic:cNvPicPr/>
+                  </pic:nvPicPr>
+                  <pic:blipFill>
+                    <a:blip r:embed="rId14"/>
+                    <a:stretch>
+                      <a:fillRect/>
+                    </a:stretch>
+                  </pic:blipFill>
+                  <pic:spPr>
+                    <a:xfrm>
+                      <a:off x="0" y="0"/>
+                      <a:ext cx="5306578" cy="3218694"/>
+                    </a:xfrm>
+                    <a:prstGeom prst="rect"/>
+                  </pic:spPr>
+                </pic:pic>
+              </a:graphicData>
+            </a:graphic>
+          </wp:inline>
+        </w:drawing>
+      </w:r>
+    </w:p>
+    <w:p>
+      <w:pPr>
+        <w:spacing w:before="120" w:after="240"/>
+        <w:jc w:val="center"/>
+      </w:pPr>
+      <w:r>
+        <w:rPr>
+          <w:rFonts w:ascii="Times New Roman" w:hAnsi="Times New Roman"/>
+          <w:b w:val="0"/>
+          <w:sz w:val="28"/>
+        </w:rPr>
+        <w:t>Рисунок 6 — Эскалация дуговых перенапряжений при перемежающемся ОЗЗ: ступенчатый рост от 2,4 до 3,5 U_ф с каждым повторным зажиганием дуги</w:t>
+      </w:r>
+    </w:p>
+    <w:p>
+      <w:pPr>
         <w:pStyle w:val="Heading3"/>
       </w:pPr>
       <w:r>
@@ -5499,6 +5823,60 @@
     </w:p>
     <w:p>
       <w:pPr>
+        <w:spacing w:before="240" w:after="120"/>
+        <w:jc w:val="center"/>
+      </w:pPr>
+      <w:r>
+        <w:drawing>
+          <wp:inline xmlns:a="http://schemas.openxmlformats.org/drawingml/2006/main" xmlns:pic="http://schemas.openxmlformats.org/drawingml/2006/picture">
+            <wp:extent cx="5400000" cy="2524260"/>
+            <wp:docPr id="7" name="Picture 7"/>
+            <wp:cNvGraphicFramePr>
+              <a:graphicFrameLocks noChangeAspect="1"/>
+            </wp:cNvGraphicFramePr>
+            <a:graphic>
+              <a:graphicData uri="http://schemas.openxmlformats.org/drawingml/2006/picture">
+                <pic:pic>
+                  <pic:nvPicPr>
+                    <pic:cNvPr id="0" name="fig_compensation.png"/>
+                    <pic:cNvPicPr/>
+                  </pic:nvPicPr>
+                  <pic:blipFill>
+                    <a:blip r:embed="rId15"/>
+                    <a:stretch>
+                      <a:fillRect/>
+                    </a:stretch>
+                  </pic:blipFill>
+                  <pic:spPr>
+                    <a:xfrm>
+                      <a:off x="0" y="0"/>
+                      <a:ext cx="5400000" cy="2524260"/>
+                    </a:xfrm>
+                    <a:prstGeom prst="rect"/>
+                  </pic:spPr>
+                </pic:pic>
+              </a:graphicData>
+            </a:graphic>
+          </wp:inline>
+        </w:drawing>
+      </w:r>
+    </w:p>
+    <w:p>
+      <w:pPr>
+        <w:spacing w:before="120" w:after="240"/>
+        <w:jc w:val="center"/>
+      </w:pPr>
+      <w:r>
+        <w:rPr>
+          <w:rFonts w:ascii="Times New Roman" w:hAnsi="Times New Roman"/>
+          <w:b w:val="0"/>
+          <w:sz w:val="28"/>
+        </w:rPr>
+        <w:t>Рисунок 7 — Компенсированная нейтраль: схема включения дугогасящего реактора (ДГР) и взаимная компенсация ёмкостного I_C и индуктивного I_L токов</w:t>
+      </w:r>
+    </w:p>
+    <w:p>
+      <w:pPr>
         <w:pStyle w:val="Heading3"/>
       </w:pPr>
       <w:r>
@@ -5874,6 +6252,60 @@
       <w:pPr/>
       <w:r>
         <w:t>где U_н — вектор напряжения смещения нейтрали компенсированной сети, В; U_0 — напряжение естественной несимметрии (смещение при изолированной нейтрали), В; g_0 — активная проводимость утечек и потерь трёх фаз сети, См; g_p — активная проводимость потерь ДГР, См; c_0 — суммарная ёмкость трёх фаз сети относительно земли (C_A + C_B + C_C), Ф; L_p — индуктивность ДГР, Гн; ω — синхронная угловая частота (2·π·f), рад/с.</w:t>
+      </w:r>
+    </w:p>
+    <w:p>
+      <w:pPr>
+        <w:spacing w:before="240" w:after="120"/>
+        <w:jc w:val="center"/>
+      </w:pPr>
+      <w:r>
+        <w:drawing>
+          <wp:inline xmlns:a="http://schemas.openxmlformats.org/drawingml/2006/main" xmlns:pic="http://schemas.openxmlformats.org/drawingml/2006/picture">
+            <wp:extent cx="5065786" cy="3304039"/>
+            <wp:docPr id="8" name="Picture 8"/>
+            <wp:cNvGraphicFramePr>
+              <a:graphicFrameLocks noChangeAspect="1"/>
+            </wp:cNvGraphicFramePr>
+            <a:graphic>
+              <a:graphicData uri="http://schemas.openxmlformats.org/drawingml/2006/picture">
+                <pic:pic>
+                  <pic:nvPicPr>
+                    <pic:cNvPr id="0" name="fig_resonance_curve.png"/>
+                    <pic:cNvPicPr/>
+                  </pic:nvPicPr>
+                  <pic:blipFill>
+                    <a:blip r:embed="rId16"/>
+                    <a:stretch>
+                      <a:fillRect/>
+                    </a:stretch>
+                  </pic:blipFill>
+                  <pic:spPr>
+                    <a:xfrm>
+                      <a:off x="0" y="0"/>
+                      <a:ext cx="5065786" cy="3304039"/>
+                    </a:xfrm>
+                    <a:prstGeom prst="rect"/>
+                  </pic:spPr>
+                </pic:pic>
+              </a:graphicData>
+            </a:graphic>
+          </wp:inline>
+        </w:drawing>
+      </w:r>
+    </w:p>
+    <w:p>
+      <w:pPr>
+        <w:spacing w:before="120" w:after="240"/>
+        <w:jc w:val="center"/>
+      </w:pPr>
+      <w:r>
+        <w:rPr>
+          <w:rFonts w:ascii="Times New Roman" w:hAnsi="Times New Roman"/>
+          <w:b w:val="0"/>
+          <w:sz w:val="28"/>
+        </w:rPr>
+        <w:t>Рисунок 8 — Резонансная кривая напряжения смещения нейтрали U_н от степени расстройки ν: максимум при точном резонансе (ν = 0)</w:t>
       </w:r>
     </w:p>
     <w:p>
@@ -7463,6 +7895,60 @@
       <w:pPr/>
       <w:r>
         <w:t>Векторная диаграмма: вектор U_N направлен противоположно ЭДС повреждённой фазы E_A. Вектор ёмкостного тока I_C опережает U_N на 90°, вектор активного тока резистора I_R совпадает по фазе с U_N. Результирующий ток I_зам — гипотенуза прямоугольного треугольника с катетами I_C и I_R, опережает U_N на угол φ = arctg(I_C/I_R). Чем меньше R_N, тем длиннее I_R и тем меньше угол сдвига полного тока относительно U_N.</w:t>
+      </w:r>
+    </w:p>
+    <w:p>
+      <w:pPr>
+        <w:spacing w:before="240" w:after="120"/>
+        <w:jc w:val="center"/>
+      </w:pPr>
+      <w:r>
+        <w:drawing>
+          <wp:inline xmlns:a="http://schemas.openxmlformats.org/drawingml/2006/main" xmlns:pic="http://schemas.openxmlformats.org/drawingml/2006/picture">
+            <wp:extent cx="5400000" cy="2564729"/>
+            <wp:docPr id="9" name="Picture 9"/>
+            <wp:cNvGraphicFramePr>
+              <a:graphicFrameLocks noChangeAspect="1"/>
+            </wp:cNvGraphicFramePr>
+            <a:graphic>
+              <a:graphicData uri="http://schemas.openxmlformats.org/drawingml/2006/picture">
+                <pic:pic>
+                  <pic:nvPicPr>
+                    <pic:cNvPr id="0" name="fig_resistive_grounding.png"/>
+                    <pic:cNvPicPr/>
+                  </pic:nvPicPr>
+                  <pic:blipFill>
+                    <a:blip r:embed="rId17"/>
+                    <a:stretch>
+                      <a:fillRect/>
+                    </a:stretch>
+                  </pic:blipFill>
+                  <pic:spPr>
+                    <a:xfrm>
+                      <a:off x="0" y="0"/>
+                      <a:ext cx="5400000" cy="2564729"/>
+                    </a:xfrm>
+                    <a:prstGeom prst="rect"/>
+                  </pic:spPr>
+                </pic:pic>
+              </a:graphicData>
+            </a:graphic>
+          </wp:inline>
+        </w:drawing>
+      </w:r>
+    </w:p>
+    <w:p>
+      <w:pPr>
+        <w:spacing w:before="120" w:after="240"/>
+        <w:jc w:val="center"/>
+      </w:pPr>
+      <w:r>
+        <w:rPr>
+          <w:rFonts w:ascii="Times New Roman" w:hAnsi="Times New Roman"/>
+          <w:b w:val="0"/>
+          <w:sz w:val="28"/>
+        </w:rPr>
+        <w:t>Рисунок 9 — Резистивное заземление нейтрали: схема включения резистора R_N и векторная диаграмма токов I_C, I_R и полного тока I_зам</w:t>
       </w:r>
     </w:p>
     <w:p>
@@ -13801,7 +14287,7 @@
       </w:r>
     </w:p>
     <w:sectPr>
-      <w:footerReference w:type="default" r:id="rId9"/>
+      <w:footerReference w:type="default" r:id="rId18"/>
       <w:pgSz w:w="11906" w:h="16838"/>
       <w:pgMar w:top="1134" w:right="850" w:bottom="1134" w:left="1701" w:header="720" w:footer="720" w:gutter="0"/>
       <w:cols w:space="720"/>
